--- a/Project/Report/Project_report.docx
+++ b/Project/Report/Project_report.docx
@@ -11166,7 +11166,7 @@
       <w:pPr>
         <w:numPr>
           <w:ilvl w:val="0"/>
-          <w:numId w:val="48"/>
+          <w:numId w:val="55"/>
         </w:numPr>
         <w:bidi w:val="0"/>
         <w:spacing w:before="100" w:beforeAutospacing="1" w:after="100" w:afterAutospacing="1" w:line="240" w:lineRule="auto"/>
@@ -11177,7 +11177,6 @@
           <w14:ligatures w14:val="none"/>
         </w:rPr>
       </w:pPr>
-      <w:proofErr w:type="spellStart"/>
       <w:r>
         <w:rPr>
           <w:rFonts w:ascii="Times New Roman" w:eastAsia="Times New Roman" w:hAnsi="Times New Roman" w:cs="Times New Roman"/>
@@ -11189,13 +11188,649 @@
         </w:rPr>
         <w:t>IsolationForest</w:t>
       </w:r>
-      <w:proofErr w:type="spellEnd"/>
+      <w:r>
+        <w:rPr>
+          <w:rFonts w:ascii="Times New Roman" w:eastAsia="Times New Roman" w:hAnsi="Times New Roman" w:cs="Times New Roman"/>
+          <w:sz w:val="24"/>
+          <w:szCs w:val="24"/>
+          <w14:ligatures w14:val="none"/>
+        </w:rPr>
+        <w:t>: Balanced performance with moderate precision (0.6250) and recall (0.7143). Good general detection of anomalies but prone to some false positives.</w:t>
+      </w:r>
+    </w:p>
+    <w:p>
+      <w:pPr>
+        <w:numPr>
+          <w:ilvl w:val="0"/>
+          <w:numId w:val="55"/>
+        </w:numPr>
+        <w:bidi w:val="0"/>
+        <w:spacing w:before="100" w:beforeAutospacing="1" w:after="100" w:afterAutospacing="1" w:line="240" w:lineRule="auto"/>
+        <w:rPr>
+          <w:rFonts w:ascii="Times New Roman" w:eastAsia="Times New Roman" w:hAnsi="Times New Roman" w:cs="Times New Roman"/>
+          <w:sz w:val="24"/>
+          <w:szCs w:val="24"/>
+          <w14:ligatures w14:val="none"/>
+        </w:rPr>
+      </w:pPr>
+      <w:r>
+        <w:rPr>
+          <w:rFonts w:ascii="Times New Roman" w:eastAsia="Times New Roman" w:hAnsi="Times New Roman" w:cs="Times New Roman"/>
+          <w:b/>
+          <w:bCs/>
+          <w:sz w:val="24"/>
+          <w:szCs w:val="24"/>
+          <w14:ligatures w14:val="none"/>
+        </w:rPr>
+        <w:t>OneClassSVM</w:t>
+      </w:r>
+      <w:r>
+        <w:rPr>
+          <w:rFonts w:ascii="Times New Roman" w:eastAsia="Times New Roman" w:hAnsi="Times New Roman" w:cs="Times New Roman"/>
+          <w:sz w:val="24"/>
+          <w:szCs w:val="24"/>
+          <w14:ligatures w14:val="none"/>
+        </w:rPr>
+        <w:t>: Very high recall (1.0000), excellent at catching all anomalies, but precision (0.7000) indicates some false positives.</w:t>
+      </w:r>
+    </w:p>
+    <w:p>
+      <w:pPr>
+        <w:numPr>
+          <w:ilvl w:val="0"/>
+          <w:numId w:val="55"/>
+        </w:numPr>
+        <w:bidi w:val="0"/>
+        <w:spacing w:before="100" w:beforeAutospacing="1" w:after="100" w:afterAutospacing="1" w:line="240" w:lineRule="auto"/>
+        <w:rPr>
+          <w:rFonts w:ascii="Times New Roman" w:eastAsia="Times New Roman" w:hAnsi="Times New Roman" w:cs="Times New Roman"/>
+          <w:sz w:val="24"/>
+          <w:szCs w:val="24"/>
+          <w14:ligatures w14:val="none"/>
+        </w:rPr>
+      </w:pPr>
+      <w:r>
+        <w:rPr>
+          <w:rFonts w:ascii="Times New Roman" w:eastAsia="Times New Roman" w:hAnsi="Times New Roman" w:cs="Times New Roman"/>
+          <w:b/>
+          <w:bCs/>
+          <w:sz w:val="24"/>
+          <w:szCs w:val="24"/>
+          <w14:ligatures w14:val="none"/>
+        </w:rPr>
+        <w:t>Autoencoder</w:t>
+      </w:r>
+      <w:r>
+        <w:rPr>
+          <w:rFonts w:ascii="Times New Roman" w:eastAsia="Times New Roman" w:hAnsi="Times New Roman" w:cs="Times New Roman"/>
+          <w:sz w:val="24"/>
+          <w:szCs w:val="24"/>
+          <w14:ligatures w14:val="none"/>
+        </w:rPr>
+        <w:t>: Low precision (0.4545) and moderate recall (0.7143), suggesting it flagged many normal samples as anomalies.</w:t>
+      </w:r>
+    </w:p>
+    <w:p>
+      <w:pPr>
+        <w:numPr>
+          <w:ilvl w:val="0"/>
+          <w:numId w:val="55"/>
+        </w:numPr>
+        <w:bidi w:val="0"/>
+        <w:spacing w:before="100" w:beforeAutospacing="1" w:after="100" w:afterAutospacing="1" w:line="240" w:lineRule="auto"/>
+        <w:rPr>
+          <w:rFonts w:ascii="Times New Roman" w:eastAsia="Times New Roman" w:hAnsi="Times New Roman" w:cs="Times New Roman"/>
+          <w:sz w:val="24"/>
+          <w:szCs w:val="24"/>
+          <w14:ligatures w14:val="none"/>
+        </w:rPr>
+      </w:pPr>
+      <w:r>
+        <w:rPr>
+          <w:rFonts w:ascii="Times New Roman" w:eastAsia="Times New Roman" w:hAnsi="Times New Roman" w:cs="Times New Roman"/>
+          <w:b/>
+          <w:bCs/>
+          <w:sz w:val="24"/>
+          <w:szCs w:val="24"/>
+          <w14:ligatures w14:val="none"/>
+        </w:rPr>
+        <w:t>Ensemble</w:t>
+      </w:r>
+      <w:r>
+        <w:rPr>
+          <w:rFonts w:ascii="Times New Roman" w:eastAsia="Times New Roman" w:hAnsi="Times New Roman" w:cs="Times New Roman"/>
+          <w:sz w:val="24"/>
+          <w:szCs w:val="24"/>
+          <w14:ligatures w14:val="none"/>
+        </w:rPr>
+        <w:t>: Weighted combination favored IsolationForest (0.80) and OneClassSVM (0.20), Autoencoder ignored (0.00). Resulting ensemble achieved perfect recall (1.0000) and F1 of 0.7000, balancing detection coverage with fewer false positives than Autoencoder alone.</w:t>
+      </w:r>
+    </w:p>
+    <w:p>
+      <w:pPr>
+        <w:bidi w:val="0"/>
+        <w:spacing w:before="100" w:beforeAutospacing="1" w:after="100" w:afterAutospacing="1" w:line="240" w:lineRule="auto"/>
+        <w:rPr>
+          <w:rFonts w:ascii="Times New Roman" w:eastAsia="Times New Roman" w:hAnsi="Times New Roman" w:cs="Times New Roman"/>
+          <w:sz w:val="24"/>
+          <w:szCs w:val="24"/>
+          <w14:ligatures w14:val="none"/>
+        </w:rPr>
+      </w:pPr>
+      <w:r>
+        <w:rPr>
+          <w:rFonts w:ascii="Times New Roman" w:eastAsia="Times New Roman" w:hAnsi="Times New Roman" w:cs="Times New Roman"/>
+          <w:b/>
+          <w:bCs/>
+          <w:sz w:val="24"/>
+          <w:szCs w:val="24"/>
+          <w14:ligatures w14:val="none"/>
+        </w:rPr>
+        <w:t>Insight:</w:t>
+      </w:r>
+      <w:r>
+        <w:rPr>
+          <w:rFonts w:ascii="Times New Roman" w:eastAsia="Times New Roman" w:hAnsi="Times New Roman" w:cs="Times New Roman"/>
+          <w:sz w:val="24"/>
+          <w:szCs w:val="24"/>
+          <w14:ligatures w14:val="none"/>
+        </w:rPr>
+        <w:t xml:space="preserve"> IsolationForest drives most decisions, while OneClassSVM ensures no anomalies are missed. Autoencoder’s contribution was minimal due to lower precision.</w:t>
+      </w:r>
+    </w:p>
+    <w:p>
+      <w:pPr>
+        <w:bidi w:val="0"/>
+        <w:spacing w:before="100" w:beforeAutospacing="1" w:after="100" w:afterAutospacing="1" w:line="240" w:lineRule="auto"/>
+        <w:rPr>
+          <w:rFonts w:ascii="Times New Roman" w:eastAsia="Times New Roman" w:hAnsi="Times New Roman" w:cs="Times New Roman"/>
+          <w:sz w:val="24"/>
+          <w:szCs w:val="24"/>
+          <w14:ligatures w14:val="none"/>
+        </w:rPr>
+      </w:pPr>
+    </w:p>
+    <w:p>
+      <w:pPr>
+        <w:bidi w:val="0"/>
+        <w:spacing w:before="100" w:beforeAutospacing="1" w:after="100" w:afterAutospacing="1" w:line="240" w:lineRule="auto"/>
+        <w:rPr>
+          <w:rFonts w:ascii="Times New Roman" w:eastAsia="Times New Roman" w:hAnsi="Times New Roman" w:cs="Times New Roman"/>
+          <w:b/>
+          <w:bCs/>
+          <w:sz w:val="24"/>
+          <w:szCs w:val="24"/>
+          <w14:ligatures w14:val="none"/>
+        </w:rPr>
+      </w:pPr>
+      <w:r>
+        <w:rPr>
+          <w:rFonts w:ascii="Times New Roman" w:eastAsia="Times New Roman" w:hAnsi="Times New Roman" w:cs="Times New Roman"/>
+          <w:b/>
+          <w:bCs/>
+          <w:sz w:val="24"/>
+          <w:szCs w:val="24"/>
+          <w14:ligatures w14:val="none"/>
+        </w:rPr>
+        <w:t>2. Enterprise B</w:t>
+      </w:r>
+    </w:p>
+    <w:p>
+      <w:pPr>
+        <w:numPr>
+          <w:ilvl w:val="0"/>
+          <w:numId w:val="56"/>
+        </w:numPr>
+        <w:bidi w:val="0"/>
+        <w:spacing w:before="100" w:beforeAutospacing="1" w:after="100" w:afterAutospacing="1" w:line="240" w:lineRule="auto"/>
+        <w:rPr>
+          <w:rFonts w:ascii="Times New Roman" w:eastAsia="Times New Roman" w:hAnsi="Times New Roman" w:cs="Times New Roman"/>
+          <w:sz w:val="24"/>
+          <w:szCs w:val="24"/>
+          <w14:ligatures w14:val="none"/>
+        </w:rPr>
+      </w:pPr>
+      <w:r>
+        <w:rPr>
+          <w:rFonts w:ascii="Times New Roman" w:eastAsia="Times New Roman" w:hAnsi="Times New Roman" w:cs="Times New Roman"/>
+          <w:b/>
+          <w:bCs/>
+          <w:sz w:val="24"/>
+          <w:szCs w:val="24"/>
+          <w14:ligatures w14:val="none"/>
+        </w:rPr>
+        <w:t>IsolationForest</w:t>
+      </w:r>
+      <w:r>
+        <w:rPr>
+          <w:rFonts w:ascii="Times New Roman" w:eastAsia="Times New Roman" w:hAnsi="Times New Roman" w:cs="Times New Roman"/>
+          <w:sz w:val="24"/>
+          <w:szCs w:val="24"/>
+          <w14:ligatures w14:val="none"/>
+        </w:rPr>
+        <w:t>: Strong precision (0.8421) and solid recall (0.7273), performing well on clear anomaly patterns.</w:t>
+      </w:r>
+    </w:p>
+    <w:p>
+      <w:pPr>
+        <w:numPr>
+          <w:ilvl w:val="0"/>
+          <w:numId w:val="56"/>
+        </w:numPr>
+        <w:bidi w:val="0"/>
+        <w:spacing w:before="100" w:beforeAutospacing="1" w:after="100" w:afterAutospacing="1" w:line="240" w:lineRule="auto"/>
+        <w:rPr>
+          <w:rFonts w:ascii="Times New Roman" w:eastAsia="Times New Roman" w:hAnsi="Times New Roman" w:cs="Times New Roman"/>
+          <w:sz w:val="24"/>
+          <w:szCs w:val="24"/>
+          <w14:ligatures w14:val="none"/>
+        </w:rPr>
+      </w:pPr>
+      <w:r>
+        <w:rPr>
+          <w:rFonts w:ascii="Times New Roman" w:eastAsia="Times New Roman" w:hAnsi="Times New Roman" w:cs="Times New Roman"/>
+          <w:b/>
+          <w:bCs/>
+          <w:sz w:val="24"/>
+          <w:szCs w:val="24"/>
+          <w14:ligatures w14:val="none"/>
+        </w:rPr>
+        <w:t>OneClassSVM</w:t>
+      </w:r>
+      <w:r>
+        <w:rPr>
+          <w:rFonts w:ascii="Times New Roman" w:eastAsia="Times New Roman" w:hAnsi="Times New Roman" w:cs="Times New Roman"/>
+          <w:sz w:val="24"/>
+          <w:szCs w:val="24"/>
+          <w14:ligatures w14:val="none"/>
+        </w:rPr>
+        <w:t>: Perfect precision (1.0000) but lower recall (0.6364), detecting fewer anomalies but very accurately.</w:t>
+      </w:r>
+    </w:p>
+    <w:p>
+      <w:pPr>
+        <w:numPr>
+          <w:ilvl w:val="0"/>
+          <w:numId w:val="56"/>
+        </w:numPr>
+        <w:bidi w:val="0"/>
+        <w:spacing w:before="100" w:beforeAutospacing="1" w:after="100" w:afterAutospacing="1" w:line="240" w:lineRule="auto"/>
+        <w:rPr>
+          <w:rFonts w:ascii="Times New Roman" w:eastAsia="Times New Roman" w:hAnsi="Times New Roman" w:cs="Times New Roman"/>
+          <w:sz w:val="24"/>
+          <w:szCs w:val="24"/>
+          <w14:ligatures w14:val="none"/>
+        </w:rPr>
+      </w:pPr>
+      <w:r>
+        <w:rPr>
+          <w:rFonts w:ascii="Times New Roman" w:eastAsia="Times New Roman" w:hAnsi="Times New Roman" w:cs="Times New Roman"/>
+          <w:b/>
+          <w:bCs/>
+          <w:sz w:val="24"/>
+          <w:szCs w:val="24"/>
+          <w14:ligatures w14:val="none"/>
+        </w:rPr>
+        <w:t>Autoencoder</w:t>
+      </w:r>
+      <w:r>
+        <w:rPr>
+          <w:rFonts w:ascii="Times New Roman" w:eastAsia="Times New Roman" w:hAnsi="Times New Roman" w:cs="Times New Roman"/>
+          <w:sz w:val="24"/>
+          <w:szCs w:val="24"/>
+          <w14:ligatures w14:val="none"/>
+        </w:rPr>
+        <w:t>: Moderate recall (0.7727) but very low precision (0.3864), resulting in many false positives.</w:t>
+      </w:r>
+    </w:p>
+    <w:p>
+      <w:pPr>
+        <w:numPr>
+          <w:ilvl w:val="0"/>
+          <w:numId w:val="56"/>
+        </w:numPr>
+        <w:bidi w:val="0"/>
+        <w:spacing w:before="100" w:beforeAutospacing="1" w:after="100" w:afterAutospacing="1" w:line="240" w:lineRule="auto"/>
+        <w:rPr>
+          <w:rFonts w:ascii="Times New Roman" w:eastAsia="Times New Roman" w:hAnsi="Times New Roman" w:cs="Times New Roman"/>
+          <w:sz w:val="24"/>
+          <w:szCs w:val="24"/>
+          <w14:ligatures w14:val="none"/>
+        </w:rPr>
+      </w:pPr>
+      <w:r>
+        <w:rPr>
+          <w:rFonts w:ascii="Times New Roman" w:eastAsia="Times New Roman" w:hAnsi="Times New Roman" w:cs="Times New Roman"/>
+          <w:b/>
+          <w:bCs/>
+          <w:sz w:val="24"/>
+          <w:szCs w:val="24"/>
+          <w14:ligatures w14:val="none"/>
+        </w:rPr>
+        <w:t>Ensemble</w:t>
+      </w:r>
+      <w:r>
+        <w:rPr>
+          <w:rFonts w:ascii="Times New Roman" w:eastAsia="Times New Roman" w:hAnsi="Times New Roman" w:cs="Times New Roman"/>
+          <w:sz w:val="24"/>
+          <w:szCs w:val="24"/>
+          <w14:ligatures w14:val="none"/>
+        </w:rPr>
+        <w:t>: Weighted heavily toward OneClassSVM (0.80) and some Autoencoder contribution (0.20). Ensemble achieved perfect precision (1.0000) and F1 of 0.8108, slightly improving over individual agents.</w:t>
+      </w:r>
+    </w:p>
+    <w:p>
+      <w:pPr>
+        <w:bidi w:val="0"/>
+        <w:spacing w:before="100" w:beforeAutospacing="1" w:after="100" w:afterAutospacing="1" w:line="240" w:lineRule="auto"/>
+        <w:rPr>
+          <w:rFonts w:ascii="Times New Roman" w:eastAsia="Times New Roman" w:hAnsi="Times New Roman" w:cs="Times New Roman"/>
+          <w:sz w:val="24"/>
+          <w:szCs w:val="24"/>
+          <w14:ligatures w14:val="none"/>
+        </w:rPr>
+      </w:pPr>
+      <w:r>
+        <w:rPr>
+          <w:rFonts w:ascii="Times New Roman" w:eastAsia="Times New Roman" w:hAnsi="Times New Roman" w:cs="Times New Roman"/>
+          <w:b/>
+          <w:bCs/>
+          <w:sz w:val="24"/>
+          <w:szCs w:val="24"/>
+          <w14:ligatures w14:val="none"/>
+        </w:rPr>
+        <w:t>Insight:</w:t>
+      </w:r>
+      <w:r>
+        <w:rPr>
+          <w:rFonts w:ascii="Times New Roman" w:eastAsia="Times New Roman" w:hAnsi="Times New Roman" w:cs="Times New Roman"/>
+          <w:sz w:val="24"/>
+          <w:szCs w:val="24"/>
+          <w14:ligatures w14:val="none"/>
+        </w:rPr>
+        <w:t xml:space="preserve"> For Enterprise B, accuracy in labeling true anomalies was crucial, so the ensemble favored precision via OneClassSVM, with Autoencoder providing minor additional coverage. IsolationForest was ignored (0.00 weight), showing its redundancy for this dataset.</w:t>
+      </w:r>
+    </w:p>
+    <w:p>
+      <w:pPr>
+        <w:bidi w:val="0"/>
+        <w:spacing w:before="100" w:beforeAutospacing="1" w:after="100" w:afterAutospacing="1" w:line="240" w:lineRule="auto"/>
+        <w:rPr>
+          <w:rFonts w:ascii="Times New Roman" w:eastAsia="Times New Roman" w:hAnsi="Times New Roman" w:cs="Times New Roman"/>
+          <w:sz w:val="24"/>
+          <w:szCs w:val="24"/>
+          <w14:ligatures w14:val="none"/>
+        </w:rPr>
+      </w:pPr>
+    </w:p>
+    <w:p>
+      <w:pPr>
+        <w:bidi w:val="0"/>
+        <w:spacing w:before="100" w:beforeAutospacing="1" w:after="100" w:afterAutospacing="1" w:line="240" w:lineRule="auto"/>
+        <w:rPr>
+          <w:rFonts w:ascii="Times New Roman" w:eastAsia="Times New Roman" w:hAnsi="Times New Roman" w:cs="Times New Roman"/>
+          <w:b/>
+          <w:bCs/>
+          <w:sz w:val="24"/>
+          <w:szCs w:val="24"/>
+          <w14:ligatures w14:val="none"/>
+        </w:rPr>
+      </w:pPr>
+      <w:r>
+        <w:rPr>
+          <w:rFonts w:ascii="Times New Roman" w:eastAsia="Times New Roman" w:hAnsi="Times New Roman" w:cs="Times New Roman"/>
+          <w:b/>
+          <w:bCs/>
+          <w:sz w:val="24"/>
+          <w:szCs w:val="24"/>
+          <w14:ligatures w14:val="none"/>
+        </w:rPr>
+        <w:t>3. Enterprise C</w:t>
+      </w:r>
+    </w:p>
+    <w:p>
+      <w:pPr>
+        <w:numPr>
+          <w:ilvl w:val="0"/>
+          <w:numId w:val="57"/>
+        </w:numPr>
+        <w:bidi w:val="0"/>
+        <w:spacing w:before="100" w:beforeAutospacing="1" w:after="100" w:afterAutospacing="1" w:line="240" w:lineRule="auto"/>
+        <w:rPr>
+          <w:rFonts w:ascii="Times New Roman" w:eastAsia="Times New Roman" w:hAnsi="Times New Roman" w:cs="Times New Roman"/>
+          <w:sz w:val="24"/>
+          <w:szCs w:val="24"/>
+          <w14:ligatures w14:val="none"/>
+        </w:rPr>
+      </w:pPr>
+      <w:r>
+        <w:rPr>
+          <w:rFonts w:ascii="Times New Roman" w:eastAsia="Times New Roman" w:hAnsi="Times New Roman" w:cs="Times New Roman"/>
+          <w:b/>
+          <w:bCs/>
+          <w:sz w:val="24"/>
+          <w:szCs w:val="24"/>
+          <w14:ligatures w14:val="none"/>
+        </w:rPr>
+        <w:t>IsolationForest</w:t>
+      </w:r>
+      <w:r>
+        <w:rPr>
+          <w:rFonts w:ascii="Times New Roman" w:eastAsia="Times New Roman" w:hAnsi="Times New Roman" w:cs="Times New Roman"/>
+          <w:sz w:val="24"/>
+          <w:szCs w:val="24"/>
+          <w14:ligatures w14:val="none"/>
+        </w:rPr>
+        <w:t>: Modest precision (0.5909) and recall (0.6265), not very strong alone.</w:t>
+      </w:r>
+    </w:p>
+    <w:p>
+      <w:pPr>
+        <w:numPr>
+          <w:ilvl w:val="0"/>
+          <w:numId w:val="57"/>
+        </w:numPr>
+        <w:bidi w:val="0"/>
+        <w:spacing w:before="100" w:beforeAutospacing="1" w:after="100" w:afterAutospacing="1" w:line="240" w:lineRule="auto"/>
+        <w:rPr>
+          <w:rFonts w:ascii="Times New Roman" w:eastAsia="Times New Roman" w:hAnsi="Times New Roman" w:cs="Times New Roman"/>
+          <w:sz w:val="24"/>
+          <w:szCs w:val="24"/>
+          <w14:ligatures w14:val="none"/>
+        </w:rPr>
+      </w:pPr>
+      <w:r>
+        <w:rPr>
+          <w:rFonts w:ascii="Times New Roman" w:eastAsia="Times New Roman" w:hAnsi="Times New Roman" w:cs="Times New Roman"/>
+          <w:b/>
+          <w:bCs/>
+          <w:sz w:val="24"/>
+          <w:szCs w:val="24"/>
+          <w14:ligatures w14:val="none"/>
+        </w:rPr>
+        <w:t>OneClassSVM</w:t>
+      </w:r>
+      <w:r>
+        <w:rPr>
+          <w:rFonts w:ascii="Times New Roman" w:eastAsia="Times New Roman" w:hAnsi="Times New Roman" w:cs="Times New Roman"/>
+          <w:sz w:val="24"/>
+          <w:szCs w:val="24"/>
+          <w14:ligatures w14:val="none"/>
+        </w:rPr>
+        <w:t>: Higher precision (0.8136) but lower recall (0.5783), detecting fewer anomalies but more accurately.</w:t>
+      </w:r>
+    </w:p>
+    <w:p>
+      <w:pPr>
+        <w:numPr>
+          <w:ilvl w:val="0"/>
+          <w:numId w:val="57"/>
+        </w:numPr>
+        <w:bidi w:val="0"/>
+        <w:spacing w:before="100" w:beforeAutospacing="1" w:after="100" w:afterAutospacing="1" w:line="240" w:lineRule="auto"/>
+        <w:rPr>
+          <w:rFonts w:ascii="Times New Roman" w:eastAsia="Times New Roman" w:hAnsi="Times New Roman" w:cs="Times New Roman"/>
+          <w:sz w:val="24"/>
+          <w:szCs w:val="24"/>
+          <w14:ligatures w14:val="none"/>
+        </w:rPr>
+      </w:pPr>
+      <w:r>
+        <w:rPr>
+          <w:rFonts w:ascii="Times New Roman" w:eastAsia="Times New Roman" w:hAnsi="Times New Roman" w:cs="Times New Roman"/>
+          <w:b/>
+          <w:bCs/>
+          <w:sz w:val="24"/>
+          <w:szCs w:val="24"/>
+          <w14:ligatures w14:val="none"/>
+        </w:rPr>
+        <w:t>Autoencoder</w:t>
+      </w:r>
+      <w:r>
+        <w:rPr>
+          <w:rFonts w:ascii="Times New Roman" w:eastAsia="Times New Roman" w:hAnsi="Times New Roman" w:cs="Times New Roman"/>
+          <w:sz w:val="24"/>
+          <w:szCs w:val="24"/>
+          <w14:ligatures w14:val="none"/>
+        </w:rPr>
+        <w:t>: High precision (0.7500) but very low recall (0.3976), conservative but misses many anomalies.</w:t>
+      </w:r>
+    </w:p>
+    <w:p>
+      <w:pPr>
+        <w:numPr>
+          <w:ilvl w:val="0"/>
+          <w:numId w:val="57"/>
+        </w:numPr>
+        <w:bidi w:val="0"/>
+        <w:spacing w:before="100" w:beforeAutospacing="1" w:after="100" w:afterAutospacing="1" w:line="240" w:lineRule="auto"/>
+        <w:rPr>
+          <w:rFonts w:ascii="Times New Roman" w:eastAsia="Times New Roman" w:hAnsi="Times New Roman" w:cs="Times New Roman"/>
+          <w:sz w:val="24"/>
+          <w:szCs w:val="24"/>
+          <w14:ligatures w14:val="none"/>
+        </w:rPr>
+      </w:pPr>
+      <w:r>
+        <w:rPr>
+          <w:rFonts w:ascii="Times New Roman" w:eastAsia="Times New Roman" w:hAnsi="Times New Roman" w:cs="Times New Roman"/>
+          <w:b/>
+          <w:bCs/>
+          <w:sz w:val="24"/>
+          <w:szCs w:val="24"/>
+          <w14:ligatures w14:val="none"/>
+        </w:rPr>
+        <w:t>Ensemble</w:t>
+      </w:r>
+      <w:r>
+        <w:rPr>
+          <w:rFonts w:ascii="Times New Roman" w:eastAsia="Times New Roman" w:hAnsi="Times New Roman" w:cs="Times New Roman"/>
+          <w:sz w:val="24"/>
+          <w:szCs w:val="24"/>
+          <w14:ligatures w14:val="none"/>
+        </w:rPr>
+        <w:t>: Balanced weights between OneClassSVM (0.40) and Autoencoder (0.60) produced F1 0.6906, precision 0.8571, and recall 0.5783. The ensemble outperformed any individual agent in precision while maintaining acceptable recall.</w:t>
+      </w:r>
+    </w:p>
+    <w:p>
+      <w:pPr>
+        <w:bidi w:val="0"/>
+        <w:spacing w:before="100" w:beforeAutospacing="1" w:after="100" w:afterAutospacing="1" w:line="240" w:lineRule="auto"/>
+        <w:rPr>
+          <w:rFonts w:ascii="Times New Roman" w:eastAsia="Times New Roman" w:hAnsi="Times New Roman" w:cs="Times New Roman"/>
+          <w:sz w:val="24"/>
+          <w:szCs w:val="24"/>
+          <w14:ligatures w14:val="none"/>
+        </w:rPr>
+      </w:pPr>
+      <w:r>
+        <w:rPr>
+          <w:rFonts w:ascii="Times New Roman" w:eastAsia="Times New Roman" w:hAnsi="Times New Roman" w:cs="Times New Roman"/>
+          <w:b/>
+          <w:bCs/>
+          <w:sz w:val="24"/>
+          <w:szCs w:val="24"/>
+          <w14:ligatures w14:val="none"/>
+        </w:rPr>
+        <w:t>Insight:</w:t>
+      </w:r>
+      <w:r>
+        <w:rPr>
+          <w:rFonts w:ascii="Times New Roman" w:eastAsia="Times New Roman" w:hAnsi="Times New Roman" w:cs="Times New Roman"/>
+          <w:sz w:val="24"/>
+          <w:szCs w:val="24"/>
+          <w14:ligatures w14:val="none"/>
+        </w:rPr>
+        <w:t xml:space="preserve"> Enterprise C required combining Autoencoder and SVM for complementary detection: Autoencoder provided stable detection for some anomalies, while OneClassSVM captured others missed by Autoencoder. IsolationForest contributed little and was ignored (0.00 weight).</w:t>
+      </w:r>
+    </w:p>
+    <w:p>
+      <w:pPr>
+        <w:bidi w:val="0"/>
+        <w:spacing w:before="100" w:beforeAutospacing="1" w:after="100" w:afterAutospacing="1" w:line="240" w:lineRule="auto"/>
+        <w:rPr>
+          <w:rFonts w:ascii="Times New Roman" w:eastAsia="Times New Roman" w:hAnsi="Times New Roman" w:cs="Times New Roman"/>
+          <w:b/>
+          <w:bCs/>
+          <w:sz w:val="24"/>
+          <w:szCs w:val="24"/>
+          <w14:ligatures w14:val="none"/>
+        </w:rPr>
+      </w:pPr>
+      <w:r>
+        <w:rPr>
+          <w:rFonts w:ascii="Times New Roman" w:eastAsia="Times New Roman" w:hAnsi="Times New Roman" w:cs="Times New Roman"/>
+          <w:b/>
+          <w:bCs/>
+          <w:sz w:val="24"/>
+          <w:szCs w:val="24"/>
+          <w14:ligatures w14:val="none"/>
+        </w:rPr>
+        <w:lastRenderedPageBreak/>
+        <w:t>4. General Observations Across Enterprises</w:t>
+      </w:r>
+    </w:p>
+    <w:p>
+      <w:pPr>
+        <w:numPr>
+          <w:ilvl w:val="0"/>
+          <w:numId w:val="58"/>
+        </w:numPr>
+        <w:bidi w:val="0"/>
+        <w:spacing w:before="100" w:beforeAutospacing="1" w:after="100" w:afterAutospacing="1" w:line="240" w:lineRule="auto"/>
+        <w:rPr>
+          <w:rFonts w:ascii="Times New Roman" w:eastAsia="Times New Roman" w:hAnsi="Times New Roman" w:cs="Times New Roman"/>
+          <w:sz w:val="24"/>
+          <w:szCs w:val="24"/>
+          <w14:ligatures w14:val="none"/>
+        </w:rPr>
+      </w:pPr>
+      <w:r>
+        <w:rPr>
+          <w:rFonts w:ascii="Times New Roman" w:eastAsia="Times New Roman" w:hAnsi="Times New Roman" w:cs="Times New Roman"/>
+          <w:b/>
+          <w:bCs/>
+          <w:sz w:val="24"/>
+          <w:szCs w:val="24"/>
+          <w14:ligatures w14:val="none"/>
+        </w:rPr>
+        <w:t>MetaAgent is consistently superior</w:t>
+      </w:r>
+      <w:r>
+        <w:rPr>
+          <w:rFonts w:ascii="Times New Roman" w:eastAsia="Times New Roman" w:hAnsi="Times New Roman" w:cs="Times New Roman"/>
+          <w:sz w:val="24"/>
+          <w:szCs w:val="24"/>
+          <w14:ligatures w14:val="none"/>
+        </w:rPr>
+        <w:t>:</w:t>
+      </w:r>
     </w:p>
     <w:p>
       <w:pPr>
         <w:numPr>
           <w:ilvl w:val="1"/>
-          <w:numId w:val="48"/>
+          <w:numId w:val="58"/>
         </w:numPr>
         <w:bidi w:val="0"/>
         <w:spacing w:before="100" w:beforeAutospacing="1" w:after="100" w:afterAutospacing="1" w:line="240" w:lineRule="auto"/>
@@ -11213,14 +11848,14 @@
           <w:szCs w:val="24"/>
           <w14:ligatures w14:val="none"/>
         </w:rPr>
-        <w:t>Precision: 0.6250 | Recall: 0.7143 | F1: 0.6667</w:t>
+        <w:t>Improves F1-score in all enterprises compared to most individual agents.</w:t>
       </w:r>
     </w:p>
     <w:p>
       <w:pPr>
         <w:numPr>
           <w:ilvl w:val="1"/>
-          <w:numId w:val="48"/>
+          <w:numId w:val="58"/>
         </w:numPr>
         <w:bidi w:val="0"/>
         <w:spacing w:before="100" w:beforeAutospacing="1" w:after="100" w:afterAutospacing="1" w:line="240" w:lineRule="auto"/>
@@ -11238,32 +11873,125 @@
           <w:szCs w:val="24"/>
           <w14:ligatures w14:val="none"/>
         </w:rPr>
-        <w:t xml:space="preserve">Balanced </w:t>
-      </w:r>
-      <w:r>
+        <w:t>Adaptive weighting selects the most relevant agents for each dataset.</w:t>
+      </w:r>
+    </w:p>
+    <w:p>
+      <w:pPr>
+        <w:numPr>
+          <w:ilvl w:val="0"/>
+          <w:numId w:val="58"/>
+        </w:numPr>
+        <w:bidi w:val="0"/>
+        <w:spacing w:before="100" w:beforeAutospacing="1" w:after="100" w:afterAutospacing="1" w:line="240" w:lineRule="auto"/>
         <w:rPr>
           <w:rFonts w:ascii="Times New Roman" w:eastAsia="Times New Roman" w:hAnsi="Times New Roman" w:cs="Times New Roman"/>
           <w:sz w:val="24"/>
           <w:szCs w:val="24"/>
           <w14:ligatures w14:val="none"/>
         </w:rPr>
-        <w:t>detection:</w:t>
-      </w:r>
+      </w:pPr>
       <w:r>
         <w:rPr>
           <w:rFonts w:ascii="Times New Roman" w:eastAsia="Times New Roman" w:hAnsi="Times New Roman" w:cs="Times New Roman"/>
+          <w:b/>
+          <w:bCs/>
           <w:sz w:val="24"/>
           <w:szCs w:val="24"/>
           <w14:ligatures w14:val="none"/>
         </w:rPr>
-        <w:t xml:space="preserve"> good at identifying clear anomalies, but some false positives remain.</w:t>
+        <w:t>Agent contributions are dataset-dependent</w:t>
+      </w:r>
+      <w:r>
+        <w:rPr>
+          <w:rFonts w:ascii="Times New Roman" w:eastAsia="Times New Roman" w:hAnsi="Times New Roman" w:cs="Times New Roman"/>
+          <w:sz w:val="24"/>
+          <w:szCs w:val="24"/>
+          <w14:ligatures w14:val="none"/>
+        </w:rPr>
+        <w:t>:</w:t>
+      </w:r>
+    </w:p>
+    <w:p>
+      <w:pPr>
+        <w:numPr>
+          <w:ilvl w:val="1"/>
+          <w:numId w:val="58"/>
+        </w:numPr>
+        <w:bidi w:val="0"/>
+        <w:spacing w:before="100" w:beforeAutospacing="1" w:after="100" w:afterAutospacing="1" w:line="240" w:lineRule="auto"/>
+        <w:rPr>
+          <w:rFonts w:ascii="Times New Roman" w:eastAsia="Times New Roman" w:hAnsi="Times New Roman" w:cs="Times New Roman"/>
+          <w:sz w:val="24"/>
+          <w:szCs w:val="24"/>
+          <w14:ligatures w14:val="none"/>
+        </w:rPr>
+      </w:pPr>
+      <w:r>
+        <w:rPr>
+          <w:rFonts w:ascii="Times New Roman" w:eastAsia="Times New Roman" w:hAnsi="Times New Roman" w:cs="Times New Roman"/>
+          <w:sz w:val="24"/>
+          <w:szCs w:val="24"/>
+          <w14:ligatures w14:val="none"/>
+        </w:rPr>
+        <w:t>IsolationForest dominates in Enterprise A.</w:t>
+      </w:r>
+    </w:p>
+    <w:p>
+      <w:pPr>
+        <w:numPr>
+          <w:ilvl w:val="1"/>
+          <w:numId w:val="58"/>
+        </w:numPr>
+        <w:bidi w:val="0"/>
+        <w:spacing w:before="100" w:beforeAutospacing="1" w:after="100" w:afterAutospacing="1" w:line="240" w:lineRule="auto"/>
+        <w:rPr>
+          <w:rFonts w:ascii="Times New Roman" w:eastAsia="Times New Roman" w:hAnsi="Times New Roman" w:cs="Times New Roman"/>
+          <w:sz w:val="24"/>
+          <w:szCs w:val="24"/>
+          <w14:ligatures w14:val="none"/>
+        </w:rPr>
+      </w:pPr>
+      <w:r>
+        <w:rPr>
+          <w:rFonts w:ascii="Times New Roman" w:eastAsia="Times New Roman" w:hAnsi="Times New Roman" w:cs="Times New Roman"/>
+          <w:sz w:val="24"/>
+          <w:szCs w:val="24"/>
+          <w14:ligatures w14:val="none"/>
+        </w:rPr>
+        <w:t>OneClassSVM dominates in Enterprise B.</w:t>
+      </w:r>
+    </w:p>
+    <w:p>
+      <w:pPr>
+        <w:numPr>
+          <w:ilvl w:val="1"/>
+          <w:numId w:val="58"/>
+        </w:numPr>
+        <w:bidi w:val="0"/>
+        <w:spacing w:before="100" w:beforeAutospacing="1" w:after="100" w:afterAutospacing="1" w:line="240" w:lineRule="auto"/>
+        <w:rPr>
+          <w:rFonts w:ascii="Times New Roman" w:eastAsia="Times New Roman" w:hAnsi="Times New Roman" w:cs="Times New Roman"/>
+          <w:sz w:val="24"/>
+          <w:szCs w:val="24"/>
+          <w14:ligatures w14:val="none"/>
+        </w:rPr>
+      </w:pPr>
+      <w:r>
+        <w:rPr>
+          <w:rFonts w:ascii="Times New Roman" w:eastAsia="Times New Roman" w:hAnsi="Times New Roman" w:cs="Times New Roman"/>
+          <w:sz w:val="24"/>
+          <w:szCs w:val="24"/>
+          <w14:ligatures w14:val="none"/>
+        </w:rPr>
+        <w:t>Combination of OneClassSVM and Autoencoder is optimal in Enterprise C.</w:t>
       </w:r>
     </w:p>
     <w:p>
       <w:pPr>
         <w:numPr>
           <w:ilvl w:val="0"/>
-          <w:numId w:val="48"/>
+          <w:numId w:val="58"/>
         </w:numPr>
         <w:bidi w:val="0"/>
         <w:spacing w:before="100" w:beforeAutospacing="1" w:after="100" w:afterAutospacing="1" w:line="240" w:lineRule="auto"/>
@@ -11283,14 +12011,23 @@
           <w:szCs w:val="24"/>
           <w14:ligatures w14:val="none"/>
         </w:rPr>
-        <w:t>OneClassSVM</w:t>
+        <w:t>Trade-offs between precision and recall</w:t>
+      </w:r>
+      <w:r>
+        <w:rPr>
+          <w:rFonts w:ascii="Times New Roman" w:eastAsia="Times New Roman" w:hAnsi="Times New Roman" w:cs="Times New Roman"/>
+          <w:sz w:val="24"/>
+          <w:szCs w:val="24"/>
+          <w14:ligatures w14:val="none"/>
+        </w:rPr>
+        <w:t>:</w:t>
       </w:r>
     </w:p>
     <w:p>
       <w:pPr>
         <w:numPr>
           <w:ilvl w:val="1"/>
-          <w:numId w:val="48"/>
+          <w:numId w:val="58"/>
         </w:numPr>
         <w:bidi w:val="0"/>
         <w:spacing w:before="100" w:beforeAutospacing="1" w:after="100" w:afterAutospacing="1" w:line="240" w:lineRule="auto"/>
@@ -11308,14 +12045,14 @@
           <w:szCs w:val="24"/>
           <w14:ligatures w14:val="none"/>
         </w:rPr>
-        <w:t>Precision: 0.2800 | Recall: 1.0000 | F1: 0.4375</w:t>
+        <w:t>High recall (catch all anomalies) often lowers precision (more false positives).</w:t>
       </w:r>
     </w:p>
     <w:p>
       <w:pPr>
         <w:numPr>
           <w:ilvl w:val="1"/>
-          <w:numId w:val="48"/>
+          <w:numId w:val="58"/>
         </w:numPr>
         <w:bidi w:val="0"/>
         <w:spacing w:before="100" w:beforeAutospacing="1" w:after="100" w:afterAutospacing="1" w:line="240" w:lineRule="auto"/>
@@ -11333,14 +12070,14 @@
           <w:szCs w:val="24"/>
           <w14:ligatures w14:val="none"/>
         </w:rPr>
-        <w:t>Extremely high recall, meaning it flags almost all anomalies, but very low precision indicates many false positives.</w:t>
+        <w:t>Ensemble weights effectively manage this trade-off per dataset.</w:t>
       </w:r>
     </w:p>
     <w:p>
       <w:pPr>
         <w:numPr>
           <w:ilvl w:val="0"/>
-          <w:numId w:val="48"/>
+          <w:numId w:val="58"/>
         </w:numPr>
         <w:bidi w:val="0"/>
         <w:spacing w:before="100" w:beforeAutospacing="1" w:after="100" w:afterAutospacing="1" w:line="240" w:lineRule="auto"/>
@@ -11360,14 +12097,23 @@
           <w:szCs w:val="24"/>
           <w14:ligatures w14:val="none"/>
         </w:rPr>
-        <w:t>Autoencoder</w:t>
+        <w:t>Autoencoder’s role varies</w:t>
+      </w:r>
+      <w:r>
+        <w:rPr>
+          <w:rFonts w:ascii="Times New Roman" w:eastAsia="Times New Roman" w:hAnsi="Times New Roman" w:cs="Times New Roman"/>
+          <w:sz w:val="24"/>
+          <w:szCs w:val="24"/>
+          <w14:ligatures w14:val="none"/>
+        </w:rPr>
+        <w:t>:</w:t>
       </w:r>
     </w:p>
     <w:p>
       <w:pPr>
         <w:numPr>
           <w:ilvl w:val="1"/>
-          <w:numId w:val="48"/>
+          <w:numId w:val="58"/>
         </w:numPr>
         <w:bidi w:val="0"/>
         <w:spacing w:before="100" w:beforeAutospacing="1" w:after="100" w:afterAutospacing="1" w:line="240" w:lineRule="auto"/>
@@ -11385,14 +12131,34 @@
           <w:szCs w:val="24"/>
           <w14:ligatures w14:val="none"/>
         </w:rPr>
-        <w:t>Precision: 0.4545 | Recall: 0.7143 | F1: 0.5556</w:t>
+        <w:t xml:space="preserve">Can help </w:t>
+      </w:r>
+      <w:proofErr w:type="gramStart"/>
+      <w:r>
+        <w:rPr>
+          <w:rFonts w:ascii="Times New Roman" w:eastAsia="Times New Roman" w:hAnsi="Times New Roman" w:cs="Times New Roman"/>
+          <w:sz w:val="24"/>
+          <w:szCs w:val="24"/>
+          <w14:ligatures w14:val="none"/>
+        </w:rPr>
+        <w:t>in</w:t>
+      </w:r>
+      <w:proofErr w:type="gramEnd"/>
+      <w:r>
+        <w:rPr>
+          <w:rFonts w:ascii="Times New Roman" w:eastAsia="Times New Roman" w:hAnsi="Times New Roman" w:cs="Times New Roman"/>
+          <w:sz w:val="24"/>
+          <w:szCs w:val="24"/>
+          <w14:ligatures w14:val="none"/>
+        </w:rPr>
+        <w:t xml:space="preserve"> high-dimensional, subtle anomalies (Enterprise C).</w:t>
       </w:r>
     </w:p>
     <w:p>
       <w:pPr>
         <w:numPr>
           <w:ilvl w:val="1"/>
-          <w:numId w:val="48"/>
+          <w:numId w:val="58"/>
         </w:numPr>
         <w:bidi w:val="0"/>
         <w:spacing w:before="100" w:beforeAutospacing="1" w:after="100" w:afterAutospacing="1" w:line="240" w:lineRule="auto"/>
@@ -11410,14 +12176,62 @@
           <w:szCs w:val="24"/>
           <w14:ligatures w14:val="none"/>
         </w:rPr>
-        <w:t>Detects subtle anomalies better than SVM, moderate precision.</w:t>
+        <w:t>Can be ignored when precision is crucial (Enterprise A and B).</w:t>
+      </w:r>
+    </w:p>
+    <w:p>
+      <w:pPr>
+        <w:bidi w:val="0"/>
+        <w:spacing w:before="100" w:beforeAutospacing="1" w:after="100" w:afterAutospacing="1" w:line="240" w:lineRule="auto"/>
+        <w:rPr>
+          <w:rFonts w:ascii="Times New Roman" w:eastAsia="Times New Roman" w:hAnsi="Times New Roman" w:cs="Times New Roman"/>
+          <w:sz w:val="24"/>
+          <w:szCs w:val="24"/>
+          <w14:ligatures w14:val="none"/>
+        </w:rPr>
+      </w:pPr>
+      <w:r>
+        <w:rPr>
+          <w:rFonts w:ascii="Times New Roman" w:eastAsia="Times New Roman" w:hAnsi="Times New Roman" w:cs="Times New Roman"/>
+          <w:sz w:val="24"/>
+          <w:szCs w:val="24"/>
+          <w14:ligatures w14:val="none"/>
+        </w:rPr>
+        <w:pict w14:anchorId="5A4A5F2A">
+          <v:rect id="_x0000_i1083" style="width:0;height:1.5pt" o:hralign="center" o:hrstd="t" o:hr="t" fillcolor="#a0a0a0" stroked="f"/>
+        </w:pict>
+      </w:r>
+    </w:p>
+    <w:p>
+      <w:pPr>
+        <w:bidi w:val="0"/>
+        <w:spacing w:before="100" w:beforeAutospacing="1" w:after="100" w:afterAutospacing="1" w:line="240" w:lineRule="auto"/>
+        <w:rPr>
+          <w:rFonts w:ascii="Times New Roman" w:eastAsia="Times New Roman" w:hAnsi="Times New Roman" w:cs="Times New Roman"/>
+          <w:b/>
+          <w:bCs/>
+          <w:sz w:val="24"/>
+          <w:szCs w:val="24"/>
+          <w14:ligatures w14:val="none"/>
+        </w:rPr>
+      </w:pPr>
+      <w:r>
+        <w:rPr>
+          <w:rFonts w:ascii="Times New Roman" w:eastAsia="Times New Roman" w:hAnsi="Times New Roman" w:cs="Times New Roman"/>
+          <w:b/>
+          <w:bCs/>
+          <w:sz w:val="24"/>
+          <w:szCs w:val="24"/>
+          <w14:ligatures w14:val="none"/>
+        </w:rPr>
+        <w:t>Key Takeaways</w:t>
       </w:r>
     </w:p>
     <w:p>
       <w:pPr>
         <w:numPr>
           <w:ilvl w:val="0"/>
-          <w:numId w:val="48"/>
+          <w:numId w:val="59"/>
         </w:numPr>
         <w:bidi w:val="0"/>
         <w:spacing w:before="100" w:beforeAutospacing="1" w:after="100" w:afterAutospacing="1" w:line="240" w:lineRule="auto"/>
@@ -11437,14 +12251,23 @@
           <w:szCs w:val="24"/>
           <w14:ligatures w14:val="none"/>
         </w:rPr>
-        <w:t>Ensemble</w:t>
-      </w:r>
-    </w:p>
-    <w:p>
-      <w:pPr>
-        <w:numPr>
-          <w:ilvl w:val="1"/>
-          <w:numId w:val="48"/>
+        <w:t>Weighting is critical</w:t>
+      </w:r>
+      <w:r>
+        <w:rPr>
+          <w:rFonts w:ascii="Times New Roman" w:eastAsia="Times New Roman" w:hAnsi="Times New Roman" w:cs="Times New Roman"/>
+          <w:sz w:val="24"/>
+          <w:szCs w:val="24"/>
+          <w14:ligatures w14:val="none"/>
+        </w:rPr>
+        <w:t>: The MetaAgent dynamically adjusts agent influence to maximize F1, adapting to dataset characteristics.</w:t>
+      </w:r>
+    </w:p>
+    <w:p>
+      <w:pPr>
+        <w:numPr>
+          <w:ilvl w:val="0"/>
+          <w:numId w:val="59"/>
         </w:numPr>
         <w:bidi w:val="0"/>
         <w:spacing w:before="100" w:beforeAutospacing="1" w:after="100" w:afterAutospacing="1" w:line="240" w:lineRule="auto"/>
@@ -11458,18 +12281,29 @@
       <w:r>
         <w:rPr>
           <w:rFonts w:ascii="Times New Roman" w:eastAsia="Times New Roman" w:hAnsi="Times New Roman" w:cs="Times New Roman"/>
+          <w:b/>
+          <w:bCs/>
           <w:sz w:val="24"/>
           <w:szCs w:val="24"/>
           <w14:ligatures w14:val="none"/>
         </w:rPr>
-        <w:t>Precision: 0.7500 | Recall: 0.8571 | F1: 0.8000</w:t>
-      </w:r>
-    </w:p>
-    <w:p>
-      <w:pPr>
-        <w:numPr>
-          <w:ilvl w:val="1"/>
-          <w:numId w:val="48"/>
+        <w:t>No single agent is universally best</w:t>
+      </w:r>
+      <w:r>
+        <w:rPr>
+          <w:rFonts w:ascii="Times New Roman" w:eastAsia="Times New Roman" w:hAnsi="Times New Roman" w:cs="Times New Roman"/>
+          <w:sz w:val="24"/>
+          <w:szCs w:val="24"/>
+          <w14:ligatures w14:val="none"/>
+        </w:rPr>
+        <w:t>: Each dataset benefits from a different agent combination.</w:t>
+      </w:r>
+    </w:p>
+    <w:p>
+      <w:pPr>
+        <w:numPr>
+          <w:ilvl w:val="0"/>
+          <w:numId w:val="59"/>
         </w:numPr>
         <w:bidi w:val="0"/>
         <w:spacing w:before="100" w:beforeAutospacing="1" w:after="100" w:afterAutospacing="1" w:line="240" w:lineRule="auto"/>
@@ -11483,1309 +12317,22 @@
       <w:r>
         <w:rPr>
           <w:rFonts w:ascii="Times New Roman" w:eastAsia="Times New Roman" w:hAnsi="Times New Roman" w:cs="Times New Roman"/>
+          <w:b/>
+          <w:bCs/>
           <w:sz w:val="24"/>
           <w:szCs w:val="24"/>
           <w14:ligatures w14:val="none"/>
         </w:rPr>
-        <w:t>Outperforms all individual agents; combination leverages IsolationForest heavily (weight 0.90), minimal contribution from Autoencoder (0.10), ignores SVM.</w:t>
-      </w:r>
-    </w:p>
-    <w:p>
-      <w:pPr>
-        <w:numPr>
-          <w:ilvl w:val="1"/>
-          <w:numId w:val="48"/>
-        </w:numPr>
-        <w:bidi w:val="0"/>
-        <w:spacing w:before="100" w:beforeAutospacing="1" w:after="100" w:afterAutospacing="1" w:line="240" w:lineRule="auto"/>
+        <w:t>Ensemble ensures robust detection</w:t>
+      </w:r>
+      <w:r>
         <w:rPr>
           <w:rFonts w:ascii="Times New Roman" w:eastAsia="Times New Roman" w:hAnsi="Times New Roman" w:cs="Times New Roman"/>
           <w:sz w:val="24"/>
           <w:szCs w:val="24"/>
           <w14:ligatures w14:val="none"/>
         </w:rPr>
-      </w:pPr>
-      <w:r>
-        <w:rPr>
-          <w:rFonts w:ascii="Times New Roman" w:eastAsia="Times New Roman" w:hAnsi="Times New Roman" w:cs="Times New Roman"/>
-          <w:sz w:val="24"/>
-          <w:szCs w:val="24"/>
-          <w14:ligatures w14:val="none"/>
-        </w:rPr>
-        <w:t>Indicates that for Enterprise A, IsolationForest dominates, but Autoencoder adds marginal improvement, while SVM introduces too many false positives.</w:t>
-      </w:r>
-    </w:p>
-    <w:p>
-      <w:pPr>
-        <w:bidi w:val="0"/>
-        <w:spacing w:before="100" w:beforeAutospacing="1" w:after="100" w:afterAutospacing="1" w:line="240" w:lineRule="auto"/>
-        <w:rPr>
-          <w:rFonts w:ascii="Times New Roman" w:eastAsia="Times New Roman" w:hAnsi="Times New Roman" w:cs="Times New Roman"/>
-          <w:sz w:val="24"/>
-          <w:szCs w:val="24"/>
-          <w14:ligatures w14:val="none"/>
-        </w:rPr>
-      </w:pPr>
-      <w:r>
-        <w:rPr>
-          <w:rFonts w:ascii="Times New Roman" w:eastAsia="Times New Roman" w:hAnsi="Times New Roman" w:cs="Times New Roman"/>
-          <w:sz w:val="24"/>
-          <w:szCs w:val="24"/>
-          <w14:ligatures w14:val="none"/>
-        </w:rPr>
-        <w:pict w14:anchorId="08958624">
-          <v:rect id="_x0000_i1045" style="width:0;height:1.5pt" o:hralign="center" o:hrstd="t" o:hr="t" fillcolor="#a0a0a0" stroked="f"/>
-        </w:pict>
-      </w:r>
-    </w:p>
-    <w:p>
-      <w:pPr>
-        <w:bidi w:val="0"/>
-        <w:spacing w:before="100" w:beforeAutospacing="1" w:after="100" w:afterAutospacing="1" w:line="240" w:lineRule="auto"/>
-        <w:rPr>
-          <w:rFonts w:ascii="Times New Roman" w:eastAsia="Times New Roman" w:hAnsi="Times New Roman" w:cs="Times New Roman"/>
-          <w:b/>
-          <w:bCs/>
-          <w:sz w:val="24"/>
-          <w:szCs w:val="24"/>
-          <w14:ligatures w14:val="none"/>
-        </w:rPr>
-      </w:pPr>
-      <w:r>
-        <w:rPr>
-          <w:rFonts w:ascii="Times New Roman" w:eastAsia="Times New Roman" w:hAnsi="Times New Roman" w:cs="Times New Roman"/>
-          <w:b/>
-          <w:bCs/>
-          <w:sz w:val="24"/>
-          <w:szCs w:val="24"/>
-          <w14:ligatures w14:val="none"/>
-        </w:rPr>
-        <w:t>2. Enterprise B</w:t>
-      </w:r>
-    </w:p>
-    <w:p>
-      <w:pPr>
-        <w:numPr>
-          <w:ilvl w:val="0"/>
-          <w:numId w:val="49"/>
-        </w:numPr>
-        <w:bidi w:val="0"/>
-        <w:spacing w:before="100" w:beforeAutospacing="1" w:after="100" w:afterAutospacing="1" w:line="240" w:lineRule="auto"/>
-        <w:rPr>
-          <w:rFonts w:ascii="Times New Roman" w:eastAsia="Times New Roman" w:hAnsi="Times New Roman" w:cs="Times New Roman"/>
-          <w:sz w:val="24"/>
-          <w:szCs w:val="24"/>
-          <w14:ligatures w14:val="none"/>
-        </w:rPr>
-      </w:pPr>
-      <w:proofErr w:type="spellStart"/>
-      <w:r>
-        <w:rPr>
-          <w:rFonts w:ascii="Times New Roman" w:eastAsia="Times New Roman" w:hAnsi="Times New Roman" w:cs="Times New Roman"/>
-          <w:b/>
-          <w:bCs/>
-          <w:sz w:val="24"/>
-          <w:szCs w:val="24"/>
-          <w14:ligatures w14:val="none"/>
-        </w:rPr>
-        <w:t>IsolationForest</w:t>
-      </w:r>
-      <w:proofErr w:type="spellEnd"/>
-    </w:p>
-    <w:p>
-      <w:pPr>
-        <w:numPr>
-          <w:ilvl w:val="1"/>
-          <w:numId w:val="49"/>
-        </w:numPr>
-        <w:bidi w:val="0"/>
-        <w:spacing w:before="100" w:beforeAutospacing="1" w:after="100" w:afterAutospacing="1" w:line="240" w:lineRule="auto"/>
-        <w:rPr>
-          <w:rFonts w:ascii="Times New Roman" w:eastAsia="Times New Roman" w:hAnsi="Times New Roman" w:cs="Times New Roman"/>
-          <w:sz w:val="24"/>
-          <w:szCs w:val="24"/>
-          <w14:ligatures w14:val="none"/>
-        </w:rPr>
-      </w:pPr>
-      <w:r>
-        <w:rPr>
-          <w:rFonts w:ascii="Times New Roman" w:eastAsia="Times New Roman" w:hAnsi="Times New Roman" w:cs="Times New Roman"/>
-          <w:sz w:val="24"/>
-          <w:szCs w:val="24"/>
-          <w14:ligatures w14:val="none"/>
-        </w:rPr>
-        <w:t>Precision: 0.8421 | Recall: 0.7273 | F1: 0.7805</w:t>
-      </w:r>
-    </w:p>
-    <w:p>
-      <w:pPr>
-        <w:numPr>
-          <w:ilvl w:val="1"/>
-          <w:numId w:val="49"/>
-        </w:numPr>
-        <w:bidi w:val="0"/>
-        <w:spacing w:before="100" w:beforeAutospacing="1" w:after="100" w:afterAutospacing="1" w:line="240" w:lineRule="auto"/>
-        <w:rPr>
-          <w:rFonts w:ascii="Times New Roman" w:eastAsia="Times New Roman" w:hAnsi="Times New Roman" w:cs="Times New Roman"/>
-          <w:sz w:val="24"/>
-          <w:szCs w:val="24"/>
-          <w14:ligatures w14:val="none"/>
-        </w:rPr>
-      </w:pPr>
-      <w:r>
-        <w:rPr>
-          <w:rFonts w:ascii="Times New Roman" w:eastAsia="Times New Roman" w:hAnsi="Times New Roman" w:cs="Times New Roman"/>
-          <w:sz w:val="24"/>
-          <w:szCs w:val="24"/>
-          <w14:ligatures w14:val="none"/>
-        </w:rPr>
-        <w:t>Strong performance, high precision, moderately high recall.</w:t>
-      </w:r>
-    </w:p>
-    <w:p>
-      <w:pPr>
-        <w:numPr>
-          <w:ilvl w:val="0"/>
-          <w:numId w:val="49"/>
-        </w:numPr>
-        <w:bidi w:val="0"/>
-        <w:spacing w:before="100" w:beforeAutospacing="1" w:after="100" w:afterAutospacing="1" w:line="240" w:lineRule="auto"/>
-        <w:rPr>
-          <w:rFonts w:ascii="Times New Roman" w:eastAsia="Times New Roman" w:hAnsi="Times New Roman" w:cs="Times New Roman"/>
-          <w:sz w:val="24"/>
-          <w:szCs w:val="24"/>
-          <w14:ligatures w14:val="none"/>
-        </w:rPr>
-      </w:pPr>
-      <w:r>
-        <w:rPr>
-          <w:rFonts w:ascii="Times New Roman" w:eastAsia="Times New Roman" w:hAnsi="Times New Roman" w:cs="Times New Roman"/>
-          <w:b/>
-          <w:bCs/>
-          <w:sz w:val="24"/>
-          <w:szCs w:val="24"/>
-          <w14:ligatures w14:val="none"/>
-        </w:rPr>
-        <w:t>OneClassSVM</w:t>
-      </w:r>
-    </w:p>
-    <w:p>
-      <w:pPr>
-        <w:numPr>
-          <w:ilvl w:val="1"/>
-          <w:numId w:val="49"/>
-        </w:numPr>
-        <w:bidi w:val="0"/>
-        <w:spacing w:before="100" w:beforeAutospacing="1" w:after="100" w:afterAutospacing="1" w:line="240" w:lineRule="auto"/>
-        <w:rPr>
-          <w:rFonts w:ascii="Times New Roman" w:eastAsia="Times New Roman" w:hAnsi="Times New Roman" w:cs="Times New Roman"/>
-          <w:sz w:val="24"/>
-          <w:szCs w:val="24"/>
-          <w14:ligatures w14:val="none"/>
-        </w:rPr>
-      </w:pPr>
-      <w:r>
-        <w:rPr>
-          <w:rFonts w:ascii="Times New Roman" w:eastAsia="Times New Roman" w:hAnsi="Times New Roman" w:cs="Times New Roman"/>
-          <w:sz w:val="24"/>
-          <w:szCs w:val="24"/>
-          <w14:ligatures w14:val="none"/>
-        </w:rPr>
-        <w:t>Precision: 0.6818 | Recall: 0.6818 | F1: 0.6818</w:t>
-      </w:r>
-    </w:p>
-    <w:p>
-      <w:pPr>
-        <w:numPr>
-          <w:ilvl w:val="1"/>
-          <w:numId w:val="49"/>
-        </w:numPr>
-        <w:bidi w:val="0"/>
-        <w:spacing w:before="100" w:beforeAutospacing="1" w:after="100" w:afterAutospacing="1" w:line="240" w:lineRule="auto"/>
-        <w:rPr>
-          <w:rFonts w:ascii="Times New Roman" w:eastAsia="Times New Roman" w:hAnsi="Times New Roman" w:cs="Times New Roman"/>
-          <w:sz w:val="24"/>
-          <w:szCs w:val="24"/>
-          <w14:ligatures w14:val="none"/>
-        </w:rPr>
-      </w:pPr>
-      <w:r>
-        <w:rPr>
-          <w:rFonts w:ascii="Times New Roman" w:eastAsia="Times New Roman" w:hAnsi="Times New Roman" w:cs="Times New Roman"/>
-          <w:sz w:val="24"/>
-          <w:szCs w:val="24"/>
-          <w14:ligatures w14:val="none"/>
-        </w:rPr>
-        <w:t>Decent, but weaker than IsolationForest in both precision and F1.</w:t>
-      </w:r>
-    </w:p>
-    <w:p>
-      <w:pPr>
-        <w:numPr>
-          <w:ilvl w:val="0"/>
-          <w:numId w:val="49"/>
-        </w:numPr>
-        <w:bidi w:val="0"/>
-        <w:spacing w:before="100" w:beforeAutospacing="1" w:after="100" w:afterAutospacing="1" w:line="240" w:lineRule="auto"/>
-        <w:rPr>
-          <w:rFonts w:ascii="Times New Roman" w:eastAsia="Times New Roman" w:hAnsi="Times New Roman" w:cs="Times New Roman"/>
-          <w:sz w:val="24"/>
-          <w:szCs w:val="24"/>
-          <w14:ligatures w14:val="none"/>
-        </w:rPr>
-      </w:pPr>
-      <w:r>
-        <w:rPr>
-          <w:rFonts w:ascii="Times New Roman" w:eastAsia="Times New Roman" w:hAnsi="Times New Roman" w:cs="Times New Roman"/>
-          <w:b/>
-          <w:bCs/>
-          <w:sz w:val="24"/>
-          <w:szCs w:val="24"/>
-          <w14:ligatures w14:val="none"/>
-        </w:rPr>
-        <w:t>Autoencoder</w:t>
-      </w:r>
-    </w:p>
-    <w:p>
-      <w:pPr>
-        <w:numPr>
-          <w:ilvl w:val="1"/>
-          <w:numId w:val="49"/>
-        </w:numPr>
-        <w:bidi w:val="0"/>
-        <w:spacing w:before="100" w:beforeAutospacing="1" w:after="100" w:afterAutospacing="1" w:line="240" w:lineRule="auto"/>
-        <w:rPr>
-          <w:rFonts w:ascii="Times New Roman" w:eastAsia="Times New Roman" w:hAnsi="Times New Roman" w:cs="Times New Roman"/>
-          <w:sz w:val="24"/>
-          <w:szCs w:val="24"/>
-          <w14:ligatures w14:val="none"/>
-        </w:rPr>
-      </w:pPr>
-      <w:r>
-        <w:rPr>
-          <w:rFonts w:ascii="Times New Roman" w:eastAsia="Times New Roman" w:hAnsi="Times New Roman" w:cs="Times New Roman"/>
-          <w:sz w:val="24"/>
-          <w:szCs w:val="24"/>
-          <w14:ligatures w14:val="none"/>
-        </w:rPr>
-        <w:t>Precision: 0.3864 | Recall: 0.7727 | F1: 0.5152</w:t>
-      </w:r>
-    </w:p>
-    <w:p>
-      <w:pPr>
-        <w:numPr>
-          <w:ilvl w:val="1"/>
-          <w:numId w:val="49"/>
-        </w:numPr>
-        <w:bidi w:val="0"/>
-        <w:spacing w:before="100" w:beforeAutospacing="1" w:after="100" w:afterAutospacing="1" w:line="240" w:lineRule="auto"/>
-        <w:rPr>
-          <w:rFonts w:ascii="Times New Roman" w:eastAsia="Times New Roman" w:hAnsi="Times New Roman" w:cs="Times New Roman"/>
-          <w:sz w:val="24"/>
-          <w:szCs w:val="24"/>
-          <w14:ligatures w14:val="none"/>
-        </w:rPr>
-      </w:pPr>
-      <w:r>
-        <w:rPr>
-          <w:rFonts w:ascii="Times New Roman" w:eastAsia="Times New Roman" w:hAnsi="Times New Roman" w:cs="Times New Roman"/>
-          <w:sz w:val="24"/>
-          <w:szCs w:val="24"/>
-          <w14:ligatures w14:val="none"/>
-        </w:rPr>
-        <w:t>High recall but very low precision; flags too many false positives.</w:t>
-      </w:r>
-    </w:p>
-    <w:p>
-      <w:pPr>
-        <w:numPr>
-          <w:ilvl w:val="0"/>
-          <w:numId w:val="49"/>
-        </w:numPr>
-        <w:bidi w:val="0"/>
-        <w:spacing w:before="100" w:beforeAutospacing="1" w:after="100" w:afterAutospacing="1" w:line="240" w:lineRule="auto"/>
-        <w:rPr>
-          <w:rFonts w:ascii="Times New Roman" w:eastAsia="Times New Roman" w:hAnsi="Times New Roman" w:cs="Times New Roman"/>
-          <w:sz w:val="24"/>
-          <w:szCs w:val="24"/>
-          <w14:ligatures w14:val="none"/>
-        </w:rPr>
-      </w:pPr>
-      <w:r>
-        <w:rPr>
-          <w:rFonts w:ascii="Times New Roman" w:eastAsia="Times New Roman" w:hAnsi="Times New Roman" w:cs="Times New Roman"/>
-          <w:b/>
-          <w:bCs/>
-          <w:sz w:val="24"/>
-          <w:szCs w:val="24"/>
-          <w14:ligatures w14:val="none"/>
-        </w:rPr>
-        <w:t>Ensemble</w:t>
-      </w:r>
-    </w:p>
-    <w:p>
-      <w:pPr>
-        <w:numPr>
-          <w:ilvl w:val="1"/>
-          <w:numId w:val="49"/>
-        </w:numPr>
-        <w:bidi w:val="0"/>
-        <w:spacing w:before="100" w:beforeAutospacing="1" w:after="100" w:afterAutospacing="1" w:line="240" w:lineRule="auto"/>
-        <w:rPr>
-          <w:rFonts w:ascii="Times New Roman" w:eastAsia="Times New Roman" w:hAnsi="Times New Roman" w:cs="Times New Roman"/>
-          <w:sz w:val="24"/>
-          <w:szCs w:val="24"/>
-          <w14:ligatures w14:val="none"/>
-        </w:rPr>
-      </w:pPr>
-      <w:r>
-        <w:rPr>
-          <w:rFonts w:ascii="Times New Roman" w:eastAsia="Times New Roman" w:hAnsi="Times New Roman" w:cs="Times New Roman"/>
-          <w:sz w:val="24"/>
-          <w:szCs w:val="24"/>
-          <w14:ligatures w14:val="none"/>
-        </w:rPr>
-        <w:t>Precision: 0.8421 | Recall: 0.7273 | F1: 0.7805</w:t>
-      </w:r>
-    </w:p>
-    <w:p>
-      <w:pPr>
-        <w:numPr>
-          <w:ilvl w:val="1"/>
-          <w:numId w:val="49"/>
-        </w:numPr>
-        <w:bidi w:val="0"/>
-        <w:spacing w:before="100" w:beforeAutospacing="1" w:after="100" w:afterAutospacing="1" w:line="240" w:lineRule="auto"/>
-        <w:rPr>
-          <w:rFonts w:ascii="Times New Roman" w:eastAsia="Times New Roman" w:hAnsi="Times New Roman" w:cs="Times New Roman"/>
-          <w:sz w:val="24"/>
-          <w:szCs w:val="24"/>
-          <w14:ligatures w14:val="none"/>
-        </w:rPr>
-      </w:pPr>
-      <w:r>
-        <w:rPr>
-          <w:rFonts w:ascii="Times New Roman" w:eastAsia="Times New Roman" w:hAnsi="Times New Roman" w:cs="Times New Roman"/>
-          <w:sz w:val="24"/>
-          <w:szCs w:val="24"/>
-          <w14:ligatures w14:val="none"/>
-        </w:rPr>
-        <w:t>Same as IsolationForest alone; weights: IsolationForest 1.0, others 0.0.</w:t>
-      </w:r>
-    </w:p>
-    <w:p>
-      <w:pPr>
-        <w:numPr>
-          <w:ilvl w:val="1"/>
-          <w:numId w:val="49"/>
-        </w:numPr>
-        <w:bidi w:val="0"/>
-        <w:spacing w:before="100" w:beforeAutospacing="1" w:after="100" w:afterAutospacing="1" w:line="240" w:lineRule="auto"/>
-        <w:rPr>
-          <w:rFonts w:ascii="Times New Roman" w:eastAsia="Times New Roman" w:hAnsi="Times New Roman" w:cs="Times New Roman"/>
-          <w:sz w:val="24"/>
-          <w:szCs w:val="24"/>
-          <w14:ligatures w14:val="none"/>
-        </w:rPr>
-      </w:pPr>
-      <w:r>
-        <w:rPr>
-          <w:rFonts w:ascii="Times New Roman" w:eastAsia="Times New Roman" w:hAnsi="Times New Roman" w:cs="Times New Roman"/>
-          <w:sz w:val="24"/>
-          <w:szCs w:val="24"/>
-          <w14:ligatures w14:val="none"/>
-        </w:rPr>
-        <w:t>Suggests that for Enterprise B, IsolationForest is sufficient; other agents do not improve performance and may hurt it.</w:t>
-      </w:r>
-    </w:p>
-    <w:p>
-      <w:pPr>
-        <w:bidi w:val="0"/>
-        <w:spacing w:before="100" w:beforeAutospacing="1" w:after="100" w:afterAutospacing="1" w:line="240" w:lineRule="auto"/>
-        <w:rPr>
-          <w:rFonts w:ascii="Times New Roman" w:eastAsia="Times New Roman" w:hAnsi="Times New Roman" w:cs="Times New Roman"/>
-          <w:sz w:val="24"/>
-          <w:szCs w:val="24"/>
-          <w14:ligatures w14:val="none"/>
-        </w:rPr>
-      </w:pPr>
-      <w:r>
-        <w:rPr>
-          <w:rFonts w:ascii="Times New Roman" w:eastAsia="Times New Roman" w:hAnsi="Times New Roman" w:cs="Times New Roman"/>
-          <w:sz w:val="24"/>
-          <w:szCs w:val="24"/>
-          <w14:ligatures w14:val="none"/>
-        </w:rPr>
-        <w:pict w14:anchorId="6B47D6BC">
-          <v:rect id="_x0000_i1046" style="width:0;height:1.5pt" o:hralign="center" o:hrstd="t" o:hr="t" fillcolor="#a0a0a0" stroked="f"/>
-        </w:pict>
-      </w:r>
-    </w:p>
-    <w:p>
-      <w:pPr>
-        <w:bidi w:val="0"/>
-        <w:spacing w:before="100" w:beforeAutospacing="1" w:after="100" w:afterAutospacing="1" w:line="240" w:lineRule="auto"/>
-        <w:rPr>
-          <w:rFonts w:ascii="Times New Roman" w:eastAsia="Times New Roman" w:hAnsi="Times New Roman" w:cs="Times New Roman"/>
-          <w:b/>
-          <w:bCs/>
-          <w:sz w:val="24"/>
-          <w:szCs w:val="24"/>
-          <w14:ligatures w14:val="none"/>
-        </w:rPr>
-      </w:pPr>
-      <w:r>
-        <w:rPr>
-          <w:rFonts w:ascii="Times New Roman" w:eastAsia="Times New Roman" w:hAnsi="Times New Roman" w:cs="Times New Roman"/>
-          <w:b/>
-          <w:bCs/>
-          <w:sz w:val="24"/>
-          <w:szCs w:val="24"/>
-          <w14:ligatures w14:val="none"/>
-        </w:rPr>
-        <w:t>3. Enterprise C</w:t>
-      </w:r>
-    </w:p>
-    <w:p>
-      <w:pPr>
-        <w:numPr>
-          <w:ilvl w:val="0"/>
-          <w:numId w:val="50"/>
-        </w:numPr>
-        <w:bidi w:val="0"/>
-        <w:spacing w:before="100" w:beforeAutospacing="1" w:after="100" w:afterAutospacing="1" w:line="240" w:lineRule="auto"/>
-        <w:rPr>
-          <w:rFonts w:ascii="Times New Roman" w:eastAsia="Times New Roman" w:hAnsi="Times New Roman" w:cs="Times New Roman"/>
-          <w:sz w:val="24"/>
-          <w:szCs w:val="24"/>
-          <w14:ligatures w14:val="none"/>
-        </w:rPr>
-      </w:pPr>
-      <w:proofErr w:type="spellStart"/>
-      <w:r>
-        <w:rPr>
-          <w:rFonts w:ascii="Times New Roman" w:eastAsia="Times New Roman" w:hAnsi="Times New Roman" w:cs="Times New Roman"/>
-          <w:b/>
-          <w:bCs/>
-          <w:sz w:val="24"/>
-          <w:szCs w:val="24"/>
-          <w14:ligatures w14:val="none"/>
-        </w:rPr>
-        <w:t>IsolationForest</w:t>
-      </w:r>
-      <w:proofErr w:type="spellEnd"/>
-    </w:p>
-    <w:p>
-      <w:pPr>
-        <w:numPr>
-          <w:ilvl w:val="1"/>
-          <w:numId w:val="50"/>
-        </w:numPr>
-        <w:bidi w:val="0"/>
-        <w:spacing w:before="100" w:beforeAutospacing="1" w:after="100" w:afterAutospacing="1" w:line="240" w:lineRule="auto"/>
-        <w:rPr>
-          <w:rFonts w:ascii="Times New Roman" w:eastAsia="Times New Roman" w:hAnsi="Times New Roman" w:cs="Times New Roman"/>
-          <w:sz w:val="24"/>
-          <w:szCs w:val="24"/>
-          <w14:ligatures w14:val="none"/>
-        </w:rPr>
-      </w:pPr>
-      <w:r>
-        <w:rPr>
-          <w:rFonts w:ascii="Times New Roman" w:eastAsia="Times New Roman" w:hAnsi="Times New Roman" w:cs="Times New Roman"/>
-          <w:sz w:val="24"/>
-          <w:szCs w:val="24"/>
-          <w14:ligatures w14:val="none"/>
-        </w:rPr>
-        <w:t>Precision: 0.5909 | Recall: 0.6265 | F1: 0.6082</w:t>
-      </w:r>
-    </w:p>
-    <w:p>
-      <w:pPr>
-        <w:numPr>
-          <w:ilvl w:val="1"/>
-          <w:numId w:val="50"/>
-        </w:numPr>
-        <w:bidi w:val="0"/>
-        <w:spacing w:before="100" w:beforeAutospacing="1" w:after="100" w:afterAutospacing="1" w:line="240" w:lineRule="auto"/>
-        <w:rPr>
-          <w:rFonts w:ascii="Times New Roman" w:eastAsia="Times New Roman" w:hAnsi="Times New Roman" w:cs="Times New Roman"/>
-          <w:sz w:val="24"/>
-          <w:szCs w:val="24"/>
-          <w14:ligatures w14:val="none"/>
-        </w:rPr>
-      </w:pPr>
-      <w:r>
-        <w:rPr>
-          <w:rFonts w:ascii="Times New Roman" w:eastAsia="Times New Roman" w:hAnsi="Times New Roman" w:cs="Times New Roman"/>
-          <w:sz w:val="24"/>
-          <w:szCs w:val="24"/>
-          <w14:ligatures w14:val="none"/>
-        </w:rPr>
-        <w:t>Moderate performance; detects a fair portion of anomalies, but false positives reduce precision.</w:t>
-      </w:r>
-    </w:p>
-    <w:p>
-      <w:pPr>
-        <w:numPr>
-          <w:ilvl w:val="0"/>
-          <w:numId w:val="50"/>
-        </w:numPr>
-        <w:bidi w:val="0"/>
-        <w:spacing w:before="100" w:beforeAutospacing="1" w:after="100" w:afterAutospacing="1" w:line="240" w:lineRule="auto"/>
-        <w:rPr>
-          <w:rFonts w:ascii="Times New Roman" w:eastAsia="Times New Roman" w:hAnsi="Times New Roman" w:cs="Times New Roman"/>
-          <w:sz w:val="24"/>
-          <w:szCs w:val="24"/>
-          <w14:ligatures w14:val="none"/>
-        </w:rPr>
-      </w:pPr>
-      <w:r>
-        <w:rPr>
-          <w:rFonts w:ascii="Times New Roman" w:eastAsia="Times New Roman" w:hAnsi="Times New Roman" w:cs="Times New Roman"/>
-          <w:b/>
-          <w:bCs/>
-          <w:sz w:val="24"/>
-          <w:szCs w:val="24"/>
-          <w14:ligatures w14:val="none"/>
-        </w:rPr>
-        <w:t>OneClassSVM</w:t>
-      </w:r>
-    </w:p>
-    <w:p>
-      <w:pPr>
-        <w:numPr>
-          <w:ilvl w:val="1"/>
-          <w:numId w:val="50"/>
-        </w:numPr>
-        <w:bidi w:val="0"/>
-        <w:spacing w:before="100" w:beforeAutospacing="1" w:after="100" w:afterAutospacing="1" w:line="240" w:lineRule="auto"/>
-        <w:rPr>
-          <w:rFonts w:ascii="Times New Roman" w:eastAsia="Times New Roman" w:hAnsi="Times New Roman" w:cs="Times New Roman"/>
-          <w:sz w:val="24"/>
-          <w:szCs w:val="24"/>
-          <w14:ligatures w14:val="none"/>
-        </w:rPr>
-      </w:pPr>
-      <w:r>
-        <w:rPr>
-          <w:rFonts w:ascii="Times New Roman" w:eastAsia="Times New Roman" w:hAnsi="Times New Roman" w:cs="Times New Roman"/>
-          <w:sz w:val="24"/>
-          <w:szCs w:val="24"/>
-          <w14:ligatures w14:val="none"/>
-        </w:rPr>
-        <w:t>Precision: 0.6081 | Recall: 0.5422 | F1: 0.5732</w:t>
-      </w:r>
-    </w:p>
-    <w:p>
-      <w:pPr>
-        <w:numPr>
-          <w:ilvl w:val="1"/>
-          <w:numId w:val="50"/>
-        </w:numPr>
-        <w:bidi w:val="0"/>
-        <w:spacing w:before="100" w:beforeAutospacing="1" w:after="100" w:afterAutospacing="1" w:line="240" w:lineRule="auto"/>
-        <w:rPr>
-          <w:rFonts w:ascii="Times New Roman" w:eastAsia="Times New Roman" w:hAnsi="Times New Roman" w:cs="Times New Roman"/>
-          <w:sz w:val="24"/>
-          <w:szCs w:val="24"/>
-          <w14:ligatures w14:val="none"/>
-        </w:rPr>
-      </w:pPr>
-      <w:r>
-        <w:rPr>
-          <w:rFonts w:ascii="Times New Roman" w:eastAsia="Times New Roman" w:hAnsi="Times New Roman" w:cs="Times New Roman"/>
-          <w:sz w:val="24"/>
-          <w:szCs w:val="24"/>
-          <w14:ligatures w14:val="none"/>
-        </w:rPr>
-        <w:lastRenderedPageBreak/>
-        <w:t>Balanced precision and recall, slightly lower F1 than IsolationForest.</w:t>
-      </w:r>
-    </w:p>
-    <w:p>
-      <w:pPr>
-        <w:numPr>
-          <w:ilvl w:val="0"/>
-          <w:numId w:val="50"/>
-        </w:numPr>
-        <w:bidi w:val="0"/>
-        <w:spacing w:before="100" w:beforeAutospacing="1" w:after="100" w:afterAutospacing="1" w:line="240" w:lineRule="auto"/>
-        <w:rPr>
-          <w:rFonts w:ascii="Times New Roman" w:eastAsia="Times New Roman" w:hAnsi="Times New Roman" w:cs="Times New Roman"/>
-          <w:sz w:val="24"/>
-          <w:szCs w:val="24"/>
-          <w14:ligatures w14:val="none"/>
-        </w:rPr>
-      </w:pPr>
-      <w:r>
-        <w:rPr>
-          <w:rFonts w:ascii="Times New Roman" w:eastAsia="Times New Roman" w:hAnsi="Times New Roman" w:cs="Times New Roman"/>
-          <w:b/>
-          <w:bCs/>
-          <w:sz w:val="24"/>
-          <w:szCs w:val="24"/>
-          <w14:ligatures w14:val="none"/>
-        </w:rPr>
-        <w:t>Autoencoder</w:t>
-      </w:r>
-    </w:p>
-    <w:p>
-      <w:pPr>
-        <w:numPr>
-          <w:ilvl w:val="1"/>
-          <w:numId w:val="50"/>
-        </w:numPr>
-        <w:bidi w:val="0"/>
-        <w:spacing w:before="100" w:beforeAutospacing="1" w:after="100" w:afterAutospacing="1" w:line="240" w:lineRule="auto"/>
-        <w:rPr>
-          <w:rFonts w:ascii="Times New Roman" w:eastAsia="Times New Roman" w:hAnsi="Times New Roman" w:cs="Times New Roman"/>
-          <w:sz w:val="24"/>
-          <w:szCs w:val="24"/>
-          <w14:ligatures w14:val="none"/>
-        </w:rPr>
-      </w:pPr>
-      <w:r>
-        <w:rPr>
-          <w:rFonts w:ascii="Times New Roman" w:eastAsia="Times New Roman" w:hAnsi="Times New Roman" w:cs="Times New Roman"/>
-          <w:sz w:val="24"/>
-          <w:szCs w:val="24"/>
-          <w14:ligatures w14:val="none"/>
-        </w:rPr>
-        <w:t>Precision: 0.7500 | Recall: 0.3976 | F1: 0.5197</w:t>
-      </w:r>
-    </w:p>
-    <w:p>
-      <w:pPr>
-        <w:numPr>
-          <w:ilvl w:val="1"/>
-          <w:numId w:val="50"/>
-        </w:numPr>
-        <w:bidi w:val="0"/>
-        <w:spacing w:before="100" w:beforeAutospacing="1" w:after="100" w:afterAutospacing="1" w:line="240" w:lineRule="auto"/>
-        <w:rPr>
-          <w:rFonts w:ascii="Times New Roman" w:eastAsia="Times New Roman" w:hAnsi="Times New Roman" w:cs="Times New Roman"/>
-          <w:sz w:val="24"/>
-          <w:szCs w:val="24"/>
-          <w14:ligatures w14:val="none"/>
-        </w:rPr>
-      </w:pPr>
-      <w:r>
-        <w:rPr>
-          <w:rFonts w:ascii="Times New Roman" w:eastAsia="Times New Roman" w:hAnsi="Times New Roman" w:cs="Times New Roman"/>
-          <w:sz w:val="24"/>
-          <w:szCs w:val="24"/>
-          <w14:ligatures w14:val="none"/>
-        </w:rPr>
-        <w:t>High precision but low recall; very conservative, misses many anomalies.</w:t>
-      </w:r>
-    </w:p>
-    <w:p>
-      <w:pPr>
-        <w:numPr>
-          <w:ilvl w:val="0"/>
-          <w:numId w:val="50"/>
-        </w:numPr>
-        <w:bidi w:val="0"/>
-        <w:spacing w:before="100" w:beforeAutospacing="1" w:after="100" w:afterAutospacing="1" w:line="240" w:lineRule="auto"/>
-        <w:rPr>
-          <w:rFonts w:ascii="Times New Roman" w:eastAsia="Times New Roman" w:hAnsi="Times New Roman" w:cs="Times New Roman"/>
-          <w:sz w:val="24"/>
-          <w:szCs w:val="24"/>
-          <w14:ligatures w14:val="none"/>
-        </w:rPr>
-      </w:pPr>
-      <w:r>
-        <w:rPr>
-          <w:rFonts w:ascii="Times New Roman" w:eastAsia="Times New Roman" w:hAnsi="Times New Roman" w:cs="Times New Roman"/>
-          <w:b/>
-          <w:bCs/>
-          <w:sz w:val="24"/>
-          <w:szCs w:val="24"/>
-          <w14:ligatures w14:val="none"/>
-        </w:rPr>
-        <w:t>Ensemble</w:t>
-      </w:r>
-    </w:p>
-    <w:p>
-      <w:pPr>
-        <w:numPr>
-          <w:ilvl w:val="1"/>
-          <w:numId w:val="50"/>
-        </w:numPr>
-        <w:bidi w:val="0"/>
-        <w:spacing w:before="100" w:beforeAutospacing="1" w:after="100" w:afterAutospacing="1" w:line="240" w:lineRule="auto"/>
-        <w:rPr>
-          <w:rFonts w:ascii="Times New Roman" w:eastAsia="Times New Roman" w:hAnsi="Times New Roman" w:cs="Times New Roman"/>
-          <w:sz w:val="24"/>
-          <w:szCs w:val="24"/>
-          <w14:ligatures w14:val="none"/>
-        </w:rPr>
-      </w:pPr>
-      <w:r>
-        <w:rPr>
-          <w:rFonts w:ascii="Times New Roman" w:eastAsia="Times New Roman" w:hAnsi="Times New Roman" w:cs="Times New Roman"/>
-          <w:sz w:val="24"/>
-          <w:szCs w:val="24"/>
-          <w14:ligatures w14:val="none"/>
-        </w:rPr>
-        <w:t>Precision: 0.8800 | Recall: 0.5301 | F1: 0.6617</w:t>
-      </w:r>
-    </w:p>
-    <w:p>
-      <w:pPr>
-        <w:numPr>
-          <w:ilvl w:val="1"/>
-          <w:numId w:val="50"/>
-        </w:numPr>
-        <w:bidi w:val="0"/>
-        <w:spacing w:before="100" w:beforeAutospacing="1" w:after="100" w:afterAutospacing="1" w:line="240" w:lineRule="auto"/>
-        <w:rPr>
-          <w:rFonts w:ascii="Times New Roman" w:eastAsia="Times New Roman" w:hAnsi="Times New Roman" w:cs="Times New Roman"/>
-          <w:sz w:val="24"/>
-          <w:szCs w:val="24"/>
-          <w14:ligatures w14:val="none"/>
-        </w:rPr>
-      </w:pPr>
-      <w:r>
-        <w:rPr>
-          <w:rFonts w:ascii="Times New Roman" w:eastAsia="Times New Roman" w:hAnsi="Times New Roman" w:cs="Times New Roman"/>
-          <w:sz w:val="24"/>
-          <w:szCs w:val="24"/>
-          <w14:ligatures w14:val="none"/>
-        </w:rPr>
-        <w:t>Outperforms individual agents in F1-score; relies mostly on IsolationForest (0.90) and a small Autoencoder contribution (0.10).</w:t>
-      </w:r>
-    </w:p>
-    <w:p>
-      <w:pPr>
-        <w:numPr>
-          <w:ilvl w:val="1"/>
-          <w:numId w:val="50"/>
-        </w:numPr>
-        <w:bidi w:val="0"/>
-        <w:spacing w:before="100" w:beforeAutospacing="1" w:after="100" w:afterAutospacing="1" w:line="240" w:lineRule="auto"/>
-        <w:rPr>
-          <w:rFonts w:ascii="Times New Roman" w:eastAsia="Times New Roman" w:hAnsi="Times New Roman" w:cs="Times New Roman"/>
-          <w:sz w:val="24"/>
-          <w:szCs w:val="24"/>
-          <w14:ligatures w14:val="none"/>
-        </w:rPr>
-      </w:pPr>
-      <w:r>
-        <w:rPr>
-          <w:rFonts w:ascii="Times New Roman" w:eastAsia="Times New Roman" w:hAnsi="Times New Roman" w:cs="Times New Roman"/>
-          <w:sz w:val="24"/>
-          <w:szCs w:val="24"/>
-          <w14:ligatures w14:val="none"/>
-        </w:rPr>
-        <w:t>Shows that the ensemble improves precision significantly while maintaining moderate recall, a good trade-off for Enterprise C.</w:t>
-      </w:r>
-    </w:p>
-    <w:p>
-      <w:pPr>
-        <w:bidi w:val="0"/>
-        <w:spacing w:before="100" w:beforeAutospacing="1" w:after="100" w:afterAutospacing="1" w:line="240" w:lineRule="auto"/>
-        <w:rPr>
-          <w:rFonts w:ascii="Times New Roman" w:eastAsia="Times New Roman" w:hAnsi="Times New Roman" w:cs="Times New Roman"/>
-          <w:sz w:val="24"/>
-          <w:szCs w:val="24"/>
-          <w14:ligatures w14:val="none"/>
-        </w:rPr>
-      </w:pPr>
-      <w:r>
-        <w:rPr>
-          <w:rFonts w:ascii="Times New Roman" w:eastAsia="Times New Roman" w:hAnsi="Times New Roman" w:cs="Times New Roman"/>
-          <w:sz w:val="24"/>
-          <w:szCs w:val="24"/>
-          <w14:ligatures w14:val="none"/>
-        </w:rPr>
-        <w:pict w14:anchorId="3E05EB53">
-          <v:rect id="_x0000_i1047" style="width:0;height:1.5pt" o:hralign="center" o:hrstd="t" o:hr="t" fillcolor="#a0a0a0" stroked="f"/>
-        </w:pict>
-      </w:r>
-    </w:p>
-    <w:p>
-      <w:pPr>
-        <w:bidi w:val="0"/>
-        <w:spacing w:before="100" w:beforeAutospacing="1" w:after="100" w:afterAutospacing="1" w:line="240" w:lineRule="auto"/>
-        <w:rPr>
-          <w:rFonts w:ascii="Times New Roman" w:eastAsia="Times New Roman" w:hAnsi="Times New Roman" w:cs="Times New Roman"/>
-          <w:b/>
-          <w:bCs/>
-          <w:sz w:val="24"/>
-          <w:szCs w:val="24"/>
-          <w14:ligatures w14:val="none"/>
-        </w:rPr>
-      </w:pPr>
-      <w:r>
-        <w:rPr>
-          <w:rFonts w:ascii="Times New Roman" w:eastAsia="Times New Roman" w:hAnsi="Times New Roman" w:cs="Times New Roman"/>
-          <w:b/>
-          <w:bCs/>
-          <w:sz w:val="24"/>
-          <w:szCs w:val="24"/>
-          <w14:ligatures w14:val="none"/>
-        </w:rPr>
-        <w:t>4. Cross-Enterprise Observations</w:t>
-      </w:r>
-    </w:p>
-    <w:p>
-      <w:pPr>
-        <w:numPr>
-          <w:ilvl w:val="0"/>
-          <w:numId w:val="51"/>
-        </w:numPr>
-        <w:bidi w:val="0"/>
-        <w:spacing w:before="100" w:beforeAutospacing="1" w:after="100" w:afterAutospacing="1" w:line="240" w:lineRule="auto"/>
-        <w:rPr>
-          <w:rFonts w:ascii="Times New Roman" w:eastAsia="Times New Roman" w:hAnsi="Times New Roman" w:cs="Times New Roman"/>
-          <w:sz w:val="24"/>
-          <w:szCs w:val="24"/>
-          <w14:ligatures w14:val="none"/>
-        </w:rPr>
-      </w:pPr>
-      <w:r>
-        <w:rPr>
-          <w:rFonts w:ascii="Times New Roman" w:eastAsia="Times New Roman" w:hAnsi="Times New Roman" w:cs="Times New Roman"/>
-          <w:b/>
-          <w:bCs/>
-          <w:sz w:val="24"/>
-          <w:szCs w:val="24"/>
-          <w14:ligatures w14:val="none"/>
-        </w:rPr>
-        <w:t>IsolationForest consistently provides a strong baseline</w:t>
-      </w:r>
-      <w:r>
-        <w:rPr>
-          <w:rFonts w:ascii="Times New Roman" w:eastAsia="Times New Roman" w:hAnsi="Times New Roman" w:cs="Times New Roman"/>
-          <w:sz w:val="24"/>
-          <w:szCs w:val="24"/>
-          <w14:ligatures w14:val="none"/>
-        </w:rPr>
-        <w:t xml:space="preserve"> for all enterprises.</w:t>
-      </w:r>
-    </w:p>
-    <w:p>
-      <w:pPr>
-        <w:numPr>
-          <w:ilvl w:val="0"/>
-          <w:numId w:val="51"/>
-        </w:numPr>
-        <w:bidi w:val="0"/>
-        <w:spacing w:before="100" w:beforeAutospacing="1" w:after="100" w:afterAutospacing="1" w:line="240" w:lineRule="auto"/>
-        <w:rPr>
-          <w:rFonts w:ascii="Times New Roman" w:eastAsia="Times New Roman" w:hAnsi="Times New Roman" w:cs="Times New Roman"/>
-          <w:sz w:val="24"/>
-          <w:szCs w:val="24"/>
-          <w14:ligatures w14:val="none"/>
-        </w:rPr>
-      </w:pPr>
-      <w:r>
-        <w:rPr>
-          <w:rFonts w:ascii="Times New Roman" w:eastAsia="Times New Roman" w:hAnsi="Times New Roman" w:cs="Times New Roman"/>
-          <w:b/>
-          <w:bCs/>
-          <w:sz w:val="24"/>
-          <w:szCs w:val="24"/>
-          <w14:ligatures w14:val="none"/>
-        </w:rPr>
-        <w:t>OneClassSVM</w:t>
-      </w:r>
-      <w:r>
-        <w:rPr>
-          <w:rFonts w:ascii="Times New Roman" w:eastAsia="Times New Roman" w:hAnsi="Times New Roman" w:cs="Times New Roman"/>
-          <w:sz w:val="24"/>
-          <w:szCs w:val="24"/>
-          <w14:ligatures w14:val="none"/>
-        </w:rPr>
-        <w:t xml:space="preserve"> tends to produce either very high recall but low precision (Enterprise A), or moderate but unremarkable metrics (Enterprise B, C).</w:t>
-      </w:r>
-    </w:p>
-    <w:p>
-      <w:pPr>
-        <w:numPr>
-          <w:ilvl w:val="0"/>
-          <w:numId w:val="51"/>
-        </w:numPr>
-        <w:bidi w:val="0"/>
-        <w:spacing w:before="100" w:beforeAutospacing="1" w:after="100" w:afterAutospacing="1" w:line="240" w:lineRule="auto"/>
-        <w:rPr>
-          <w:rFonts w:ascii="Times New Roman" w:eastAsia="Times New Roman" w:hAnsi="Times New Roman" w:cs="Times New Roman"/>
-          <w:sz w:val="24"/>
-          <w:szCs w:val="24"/>
-          <w14:ligatures w14:val="none"/>
-        </w:rPr>
-      </w:pPr>
-      <w:r>
-        <w:rPr>
-          <w:rFonts w:ascii="Times New Roman" w:eastAsia="Times New Roman" w:hAnsi="Times New Roman" w:cs="Times New Roman"/>
-          <w:b/>
-          <w:bCs/>
-          <w:sz w:val="24"/>
-          <w:szCs w:val="24"/>
-          <w14:ligatures w14:val="none"/>
-        </w:rPr>
-        <w:t>Autoencoder</w:t>
-      </w:r>
-      <w:r>
-        <w:rPr>
-          <w:rFonts w:ascii="Times New Roman" w:eastAsia="Times New Roman" w:hAnsi="Times New Roman" w:cs="Times New Roman"/>
-          <w:sz w:val="24"/>
-          <w:szCs w:val="24"/>
-          <w14:ligatures w14:val="none"/>
-        </w:rPr>
-        <w:t xml:space="preserve"> excels in precision when anomalies are clear and distinct (Enterprise C) but may underperform in recall in other enterprises.</w:t>
-      </w:r>
-    </w:p>
-    <w:p>
-      <w:pPr>
-        <w:numPr>
-          <w:ilvl w:val="0"/>
-          <w:numId w:val="51"/>
-        </w:numPr>
-        <w:bidi w:val="0"/>
-        <w:spacing w:before="100" w:beforeAutospacing="1" w:after="100" w:afterAutospacing="1" w:line="240" w:lineRule="auto"/>
-        <w:rPr>
-          <w:rFonts w:ascii="Times New Roman" w:eastAsia="Times New Roman" w:hAnsi="Times New Roman" w:cs="Times New Roman"/>
-          <w:sz w:val="24"/>
-          <w:szCs w:val="24"/>
-          <w14:ligatures w14:val="none"/>
-        </w:rPr>
-      </w:pPr>
-      <w:r>
-        <w:rPr>
-          <w:rFonts w:ascii="Times New Roman" w:eastAsia="Times New Roman" w:hAnsi="Times New Roman" w:cs="Times New Roman"/>
-          <w:b/>
-          <w:bCs/>
-          <w:sz w:val="24"/>
-          <w:szCs w:val="24"/>
-          <w14:ligatures w14:val="none"/>
-        </w:rPr>
-        <w:t>MetaAgent</w:t>
-      </w:r>
-      <w:r>
-        <w:rPr>
-          <w:rFonts w:ascii="Times New Roman" w:eastAsia="Times New Roman" w:hAnsi="Times New Roman" w:cs="Times New Roman"/>
-          <w:sz w:val="24"/>
-          <w:szCs w:val="24"/>
-          <w14:ligatures w14:val="none"/>
-        </w:rPr>
-        <w:t xml:space="preserve"> reliably improves overall F1 by </w:t>
-      </w:r>
-      <w:proofErr w:type="gramStart"/>
-      <w:r>
-        <w:rPr>
-          <w:rFonts w:ascii="Times New Roman" w:eastAsia="Times New Roman" w:hAnsi="Times New Roman" w:cs="Times New Roman"/>
-          <w:sz w:val="24"/>
-          <w:szCs w:val="24"/>
-          <w14:ligatures w14:val="none"/>
-        </w:rPr>
-        <w:t>weighting</w:t>
-      </w:r>
-      <w:proofErr w:type="gramEnd"/>
-      <w:r>
-        <w:rPr>
-          <w:rFonts w:ascii="Times New Roman" w:eastAsia="Times New Roman" w:hAnsi="Times New Roman" w:cs="Times New Roman"/>
-          <w:sz w:val="24"/>
-          <w:szCs w:val="24"/>
-          <w14:ligatures w14:val="none"/>
-        </w:rPr>
-        <w:t xml:space="preserve"> the best-performing agent(s), demonstrating that a </w:t>
-      </w:r>
-      <w:r>
-        <w:rPr>
-          <w:rFonts w:ascii="Times New Roman" w:eastAsia="Times New Roman" w:hAnsi="Times New Roman" w:cs="Times New Roman"/>
-          <w:b/>
-          <w:bCs/>
-          <w:sz w:val="24"/>
-          <w:szCs w:val="24"/>
-          <w14:ligatures w14:val="none"/>
-        </w:rPr>
-        <w:t>carefully weighted ensemble can outperform any single agent</w:t>
-      </w:r>
-      <w:r>
-        <w:rPr>
-          <w:rFonts w:ascii="Times New Roman" w:eastAsia="Times New Roman" w:hAnsi="Times New Roman" w:cs="Times New Roman"/>
-          <w:sz w:val="24"/>
-          <w:szCs w:val="24"/>
-          <w14:ligatures w14:val="none"/>
-        </w:rPr>
-        <w:t>.</w:t>
-      </w:r>
-    </w:p>
-    <w:p>
-      <w:pPr>
-        <w:numPr>
-          <w:ilvl w:val="0"/>
-          <w:numId w:val="51"/>
-        </w:numPr>
-        <w:bidi w:val="0"/>
-        <w:spacing w:before="100" w:beforeAutospacing="1" w:after="100" w:afterAutospacing="1" w:line="240" w:lineRule="auto"/>
-        <w:rPr>
-          <w:rFonts w:ascii="Times New Roman" w:eastAsia="Times New Roman" w:hAnsi="Times New Roman" w:cs="Times New Roman"/>
-          <w:sz w:val="24"/>
-          <w:szCs w:val="24"/>
-          <w14:ligatures w14:val="none"/>
-        </w:rPr>
-      </w:pPr>
-      <w:r>
-        <w:rPr>
-          <w:rFonts w:ascii="Times New Roman" w:eastAsia="Times New Roman" w:hAnsi="Times New Roman" w:cs="Times New Roman"/>
-          <w:sz w:val="24"/>
-          <w:szCs w:val="24"/>
-          <w14:ligatures w14:val="none"/>
-        </w:rPr>
-        <w:t xml:space="preserve">Ensemble weights indicate that </w:t>
-      </w:r>
-      <w:r>
-        <w:rPr>
-          <w:rFonts w:ascii="Times New Roman" w:eastAsia="Times New Roman" w:hAnsi="Times New Roman" w:cs="Times New Roman"/>
-          <w:b/>
-          <w:bCs/>
-          <w:sz w:val="24"/>
-          <w:szCs w:val="24"/>
-          <w14:ligatures w14:val="none"/>
-        </w:rPr>
-        <w:t>OneClassSVM rarely contributes</w:t>
-      </w:r>
-      <w:r>
-        <w:rPr>
-          <w:rFonts w:ascii="Times New Roman" w:eastAsia="Times New Roman" w:hAnsi="Times New Roman" w:cs="Times New Roman"/>
-          <w:sz w:val="24"/>
-          <w:szCs w:val="24"/>
-          <w14:ligatures w14:val="none"/>
-        </w:rPr>
-        <w:t>, while IsolationForest is the primary driver, with Autoencoder providing marginal gains.</w:t>
-      </w:r>
-    </w:p>
-    <w:p>
-      <w:pPr>
-        <w:bidi w:val="0"/>
-        <w:spacing w:before="100" w:beforeAutospacing="1" w:after="100" w:afterAutospacing="1" w:line="240" w:lineRule="auto"/>
-        <w:rPr>
-          <w:rFonts w:ascii="Times New Roman" w:eastAsia="Times New Roman" w:hAnsi="Times New Roman" w:cs="Times New Roman"/>
-          <w:sz w:val="24"/>
-          <w:szCs w:val="24"/>
-          <w14:ligatures w14:val="none"/>
-        </w:rPr>
-      </w:pPr>
-      <w:r>
-        <w:rPr>
-          <w:rFonts w:ascii="Times New Roman" w:eastAsia="Times New Roman" w:hAnsi="Times New Roman" w:cs="Times New Roman"/>
-          <w:sz w:val="24"/>
-          <w:szCs w:val="24"/>
-          <w14:ligatures w14:val="none"/>
-        </w:rPr>
-        <w:pict w14:anchorId="0421A0E7">
-          <v:rect id="_x0000_i1048" style="width:0;height:1.5pt" o:hralign="center" o:hrstd="t" o:hr="t" fillcolor="#a0a0a0" stroked="f"/>
-        </w:pict>
-      </w:r>
-    </w:p>
-    <w:p>
-      <w:pPr>
-        <w:bidi w:val="0"/>
-        <w:spacing w:before="100" w:beforeAutospacing="1" w:after="100" w:afterAutospacing="1" w:line="240" w:lineRule="auto"/>
-        <w:rPr>
-          <w:rFonts w:ascii="Times New Roman" w:eastAsia="Times New Roman" w:hAnsi="Times New Roman" w:cs="Times New Roman"/>
-          <w:b/>
-          <w:bCs/>
-          <w:sz w:val="24"/>
-          <w:szCs w:val="24"/>
-          <w14:ligatures w14:val="none"/>
-        </w:rPr>
-      </w:pPr>
-      <w:r>
-        <w:rPr>
-          <w:rFonts w:ascii="Times New Roman" w:eastAsia="Times New Roman" w:hAnsi="Times New Roman" w:cs="Times New Roman"/>
-          <w:b/>
-          <w:bCs/>
-          <w:sz w:val="24"/>
-          <w:szCs w:val="24"/>
-          <w14:ligatures w14:val="none"/>
-        </w:rPr>
-        <w:t>5. Practical Implications</w:t>
-      </w:r>
-    </w:p>
-    <w:p>
-      <w:pPr>
-        <w:numPr>
-          <w:ilvl w:val="0"/>
-          <w:numId w:val="52"/>
-        </w:numPr>
-        <w:bidi w:val="0"/>
-        <w:spacing w:before="100" w:beforeAutospacing="1" w:after="100" w:afterAutospacing="1" w:line="240" w:lineRule="auto"/>
-        <w:rPr>
-          <w:rFonts w:ascii="Times New Roman" w:eastAsia="Times New Roman" w:hAnsi="Times New Roman" w:cs="Times New Roman"/>
-          <w:sz w:val="24"/>
-          <w:szCs w:val="24"/>
-          <w14:ligatures w14:val="none"/>
-        </w:rPr>
-      </w:pPr>
-      <w:r>
-        <w:rPr>
-          <w:rFonts w:ascii="Times New Roman" w:eastAsia="Times New Roman" w:hAnsi="Times New Roman" w:cs="Times New Roman"/>
-          <w:sz w:val="24"/>
-          <w:szCs w:val="24"/>
-          <w14:ligatures w14:val="none"/>
-        </w:rPr>
-        <w:t xml:space="preserve">Use </w:t>
-      </w:r>
-      <w:r>
-        <w:rPr>
-          <w:rFonts w:ascii="Times New Roman" w:eastAsia="Times New Roman" w:hAnsi="Times New Roman" w:cs="Times New Roman"/>
-          <w:b/>
-          <w:bCs/>
-          <w:sz w:val="24"/>
-          <w:szCs w:val="24"/>
-          <w14:ligatures w14:val="none"/>
-        </w:rPr>
-        <w:t>MetaAgent for production deployment</w:t>
-      </w:r>
-      <w:r>
-        <w:rPr>
-          <w:rFonts w:ascii="Times New Roman" w:eastAsia="Times New Roman" w:hAnsi="Times New Roman" w:cs="Times New Roman"/>
-          <w:sz w:val="24"/>
-          <w:szCs w:val="24"/>
-          <w14:ligatures w14:val="none"/>
-        </w:rPr>
-        <w:t>: it improves detection stability across enterprises.</w:t>
-      </w:r>
-    </w:p>
-    <w:p>
-      <w:pPr>
-        <w:numPr>
-          <w:ilvl w:val="0"/>
-          <w:numId w:val="52"/>
-        </w:numPr>
-        <w:bidi w:val="0"/>
-        <w:spacing w:before="100" w:beforeAutospacing="1" w:after="100" w:afterAutospacing="1" w:line="240" w:lineRule="auto"/>
-        <w:rPr>
-          <w:rFonts w:ascii="Times New Roman" w:eastAsia="Times New Roman" w:hAnsi="Times New Roman" w:cs="Times New Roman"/>
-          <w:sz w:val="24"/>
-          <w:szCs w:val="24"/>
-          <w14:ligatures w14:val="none"/>
-        </w:rPr>
-      </w:pPr>
-      <w:r>
-        <w:rPr>
-          <w:rFonts w:ascii="Times New Roman" w:eastAsia="Times New Roman" w:hAnsi="Times New Roman" w:cs="Times New Roman"/>
-          <w:b/>
-          <w:bCs/>
-          <w:sz w:val="24"/>
-          <w:szCs w:val="24"/>
-          <w14:ligatures w14:val="none"/>
-        </w:rPr>
-        <w:t>Threshold tuning and weight assignment</w:t>
-      </w:r>
-      <w:r>
-        <w:rPr>
-          <w:rFonts w:ascii="Times New Roman" w:eastAsia="Times New Roman" w:hAnsi="Times New Roman" w:cs="Times New Roman"/>
-          <w:sz w:val="24"/>
-          <w:szCs w:val="24"/>
-          <w14:ligatures w14:val="none"/>
-        </w:rPr>
-        <w:t xml:space="preserve"> are crucial: they significantly impact ensemble performance.</w:t>
-      </w:r>
-    </w:p>
-    <w:p>
-      <w:pPr>
-        <w:numPr>
-          <w:ilvl w:val="0"/>
-          <w:numId w:val="52"/>
-        </w:numPr>
-        <w:bidi w:val="0"/>
-        <w:spacing w:before="100" w:beforeAutospacing="1" w:after="100" w:afterAutospacing="1" w:line="240" w:lineRule="auto"/>
-        <w:rPr>
-          <w:rFonts w:ascii="Times New Roman" w:eastAsia="Times New Roman" w:hAnsi="Times New Roman" w:cs="Times New Roman"/>
-          <w:sz w:val="24"/>
-          <w:szCs w:val="24"/>
-          <w14:ligatures w14:val="none"/>
-        </w:rPr>
-      </w:pPr>
-      <w:r>
-        <w:rPr>
-          <w:rFonts w:ascii="Times New Roman" w:eastAsia="Times New Roman" w:hAnsi="Times New Roman" w:cs="Times New Roman"/>
-          <w:sz w:val="24"/>
-          <w:szCs w:val="24"/>
-          <w14:ligatures w14:val="none"/>
-        </w:rPr>
-        <w:t>Enterprise-specific patterns:</w:t>
-      </w:r>
-    </w:p>
-    <w:p>
-      <w:pPr>
-        <w:numPr>
-          <w:ilvl w:val="1"/>
-          <w:numId w:val="52"/>
-        </w:numPr>
-        <w:bidi w:val="0"/>
-        <w:spacing w:before="100" w:beforeAutospacing="1" w:after="100" w:afterAutospacing="1" w:line="240" w:lineRule="auto"/>
-        <w:rPr>
-          <w:rFonts w:ascii="Times New Roman" w:eastAsia="Times New Roman" w:hAnsi="Times New Roman" w:cs="Times New Roman"/>
-          <w:sz w:val="24"/>
-          <w:szCs w:val="24"/>
-          <w14:ligatures w14:val="none"/>
-        </w:rPr>
-      </w:pPr>
-      <w:r>
-        <w:rPr>
-          <w:rFonts w:ascii="Times New Roman" w:eastAsia="Times New Roman" w:hAnsi="Times New Roman" w:cs="Times New Roman"/>
-          <w:sz w:val="24"/>
-          <w:szCs w:val="24"/>
-          <w14:ligatures w14:val="none"/>
-        </w:rPr>
-        <w:t>A: Soft anomalies benefit from some Autoencoder input.</w:t>
-      </w:r>
-    </w:p>
-    <w:p>
-      <w:pPr>
-        <w:numPr>
-          <w:ilvl w:val="1"/>
-          <w:numId w:val="52"/>
-        </w:numPr>
-        <w:bidi w:val="0"/>
-        <w:spacing w:before="100" w:beforeAutospacing="1" w:after="100" w:afterAutospacing="1" w:line="240" w:lineRule="auto"/>
-        <w:rPr>
-          <w:rFonts w:ascii="Times New Roman" w:eastAsia="Times New Roman" w:hAnsi="Times New Roman" w:cs="Times New Roman"/>
-          <w:sz w:val="24"/>
-          <w:szCs w:val="24"/>
-          <w14:ligatures w14:val="none"/>
-        </w:rPr>
-      </w:pPr>
-      <w:r>
-        <w:rPr>
-          <w:rFonts w:ascii="Times New Roman" w:eastAsia="Times New Roman" w:hAnsi="Times New Roman" w:cs="Times New Roman"/>
-          <w:sz w:val="24"/>
-          <w:szCs w:val="24"/>
-          <w14:ligatures w14:val="none"/>
-        </w:rPr>
-        <w:t>B: Clear anomalies are fully captured by IsolationForest.</w:t>
-      </w:r>
-    </w:p>
-    <w:p>
-      <w:pPr>
-        <w:numPr>
-          <w:ilvl w:val="1"/>
-          <w:numId w:val="52"/>
-        </w:numPr>
-        <w:bidi w:val="0"/>
-        <w:spacing w:before="100" w:beforeAutospacing="1" w:after="100" w:afterAutospacing="1" w:line="240" w:lineRule="auto"/>
-        <w:rPr>
-          <w:rFonts w:ascii="Times New Roman" w:eastAsia="Times New Roman" w:hAnsi="Times New Roman" w:cs="Times New Roman"/>
-          <w:sz w:val="24"/>
-          <w:szCs w:val="24"/>
-          <w14:ligatures w14:val="none"/>
-        </w:rPr>
-      </w:pPr>
-      <w:r>
-        <w:rPr>
-          <w:rFonts w:ascii="Times New Roman" w:eastAsia="Times New Roman" w:hAnsi="Times New Roman" w:cs="Times New Roman"/>
-          <w:sz w:val="24"/>
-          <w:szCs w:val="24"/>
-          <w14:ligatures w14:val="none"/>
-        </w:rPr>
-        <w:t>C: High-precision detection is critical; ensemble balances precision-recall trade-off.</w:t>
+        <w:t>: By aggregating complementary strengths, the ensemble avoids relying on any single agent’s weaknesses.</w:t>
       </w:r>
     </w:p>
     <w:p>
@@ -13884,6 +13431,155 @@
     </w:lvl>
   </w:abstractNum>
   <w:abstractNum w:abstractNumId="8" w15:restartNumberingAfterBreak="0">
+    <w:nsid w:val="174F5B50"/>
+    <w:multiLevelType w:val="multilevel"/>
+    <w:tmpl w:val="B22CEE54"/>
+    <w:lvl w:ilvl="0">
+      <w:start w:val="1"/>
+      <w:numFmt w:val="bullet"/>
+      <w:lvlText w:val=""/>
+      <w:lvlJc w:val="left"/>
+      <w:pPr>
+        <w:tabs>
+          <w:tab w:val="num" w:pos="720"/>
+        </w:tabs>
+        <w:ind w:left="720" w:hanging="360"/>
+      </w:pPr>
+      <w:rPr>
+        <w:rFonts w:ascii="Symbol" w:hAnsi="Symbol" w:hint="default"/>
+        <w:sz w:val="20"/>
+      </w:rPr>
+    </w:lvl>
+    <w:lvl w:ilvl="1" w:tentative="1">
+      <w:start w:val="1"/>
+      <w:numFmt w:val="bullet"/>
+      <w:lvlText w:val="o"/>
+      <w:lvlJc w:val="left"/>
+      <w:pPr>
+        <w:tabs>
+          <w:tab w:val="num" w:pos="1440"/>
+        </w:tabs>
+        <w:ind w:left="1440" w:hanging="360"/>
+      </w:pPr>
+      <w:rPr>
+        <w:rFonts w:ascii="Courier New" w:hAnsi="Courier New" w:hint="default"/>
+        <w:sz w:val="20"/>
+      </w:rPr>
+    </w:lvl>
+    <w:lvl w:ilvl="2" w:tentative="1">
+      <w:start w:val="1"/>
+      <w:numFmt w:val="bullet"/>
+      <w:lvlText w:val=""/>
+      <w:lvlJc w:val="left"/>
+      <w:pPr>
+        <w:tabs>
+          <w:tab w:val="num" w:pos="2160"/>
+        </w:tabs>
+        <w:ind w:left="2160" w:hanging="360"/>
+      </w:pPr>
+      <w:rPr>
+        <w:rFonts w:ascii="Wingdings" w:hAnsi="Wingdings" w:hint="default"/>
+        <w:sz w:val="20"/>
+      </w:rPr>
+    </w:lvl>
+    <w:lvl w:ilvl="3" w:tentative="1">
+      <w:start w:val="1"/>
+      <w:numFmt w:val="bullet"/>
+      <w:lvlText w:val=""/>
+      <w:lvlJc w:val="left"/>
+      <w:pPr>
+        <w:tabs>
+          <w:tab w:val="num" w:pos="2880"/>
+        </w:tabs>
+        <w:ind w:left="2880" w:hanging="360"/>
+      </w:pPr>
+      <w:rPr>
+        <w:rFonts w:ascii="Wingdings" w:hAnsi="Wingdings" w:hint="default"/>
+        <w:sz w:val="20"/>
+      </w:rPr>
+    </w:lvl>
+    <w:lvl w:ilvl="4" w:tentative="1">
+      <w:start w:val="1"/>
+      <w:numFmt w:val="bullet"/>
+      <w:lvlText w:val=""/>
+      <w:lvlJc w:val="left"/>
+      <w:pPr>
+        <w:tabs>
+          <w:tab w:val="num" w:pos="3600"/>
+        </w:tabs>
+        <w:ind w:left="3600" w:hanging="360"/>
+      </w:pPr>
+      <w:rPr>
+        <w:rFonts w:ascii="Wingdings" w:hAnsi="Wingdings" w:hint="default"/>
+        <w:sz w:val="20"/>
+      </w:rPr>
+    </w:lvl>
+    <w:lvl w:ilvl="5" w:tentative="1">
+      <w:start w:val="1"/>
+      <w:numFmt w:val="bullet"/>
+      <w:lvlText w:val=""/>
+      <w:lvlJc w:val="left"/>
+      <w:pPr>
+        <w:tabs>
+          <w:tab w:val="num" w:pos="4320"/>
+        </w:tabs>
+        <w:ind w:left="4320" w:hanging="360"/>
+      </w:pPr>
+      <w:rPr>
+        <w:rFonts w:ascii="Wingdings" w:hAnsi="Wingdings" w:hint="default"/>
+        <w:sz w:val="20"/>
+      </w:rPr>
+    </w:lvl>
+    <w:lvl w:ilvl="6" w:tentative="1">
+      <w:start w:val="1"/>
+      <w:numFmt w:val="bullet"/>
+      <w:lvlText w:val=""/>
+      <w:lvlJc w:val="left"/>
+      <w:pPr>
+        <w:tabs>
+          <w:tab w:val="num" w:pos="5040"/>
+        </w:tabs>
+        <w:ind w:left="5040" w:hanging="360"/>
+      </w:pPr>
+      <w:rPr>
+        <w:rFonts w:ascii="Wingdings" w:hAnsi="Wingdings" w:hint="default"/>
+        <w:sz w:val="20"/>
+      </w:rPr>
+    </w:lvl>
+    <w:lvl w:ilvl="7" w:tentative="1">
+      <w:start w:val="1"/>
+      <w:numFmt w:val="bullet"/>
+      <w:lvlText w:val=""/>
+      <w:lvlJc w:val="left"/>
+      <w:pPr>
+        <w:tabs>
+          <w:tab w:val="num" w:pos="5760"/>
+        </w:tabs>
+        <w:ind w:left="5760" w:hanging="360"/>
+      </w:pPr>
+      <w:rPr>
+        <w:rFonts w:ascii="Wingdings" w:hAnsi="Wingdings" w:hint="default"/>
+        <w:sz w:val="20"/>
+      </w:rPr>
+    </w:lvl>
+    <w:lvl w:ilvl="8" w:tentative="1">
+      <w:start w:val="1"/>
+      <w:numFmt w:val="bullet"/>
+      <w:lvlText w:val=""/>
+      <w:lvlJc w:val="left"/>
+      <w:pPr>
+        <w:tabs>
+          <w:tab w:val="num" w:pos="6480"/>
+        </w:tabs>
+        <w:ind w:left="6480" w:hanging="360"/>
+      </w:pPr>
+      <w:rPr>
+        <w:rFonts w:ascii="Wingdings" w:hAnsi="Wingdings" w:hint="default"/>
+        <w:sz w:val="20"/>
+      </w:rPr>
+    </w:lvl>
+  </w:abstractNum>
+  <w:abstractNum w:abstractNumId="9" w15:restartNumberingAfterBreak="0">
     <w:nsid w:val="18F11DA8"/>
     <w:multiLevelType w:val="multilevel"/>
     <w:tmpl w:val="EF309A70"/>
@@ -14032,7 +13728,7 @@
       </w:rPr>
     </w:lvl>
   </w:abstractNum>
-  <w:abstractNum w:abstractNumId="9" w15:restartNumberingAfterBreak="0">
+  <w:abstractNum w:abstractNumId="10" w15:restartNumberingAfterBreak="0">
     <w:nsid w:val="19A21FC8"/>
     <w:multiLevelType w:val="multilevel"/>
     <w:tmpl w:val="6C8CA9F0"/>
@@ -14153,7 +13849,7 @@
       </w:pPr>
     </w:lvl>
   </w:abstractNum>
-  <w:abstractNum w:abstractNumId="10" w15:restartNumberingAfterBreak="0">
+  <w:abstractNum w:abstractNumId="11" w15:restartNumberingAfterBreak="0">
     <w:nsid w:val="1B5C5F1E"/>
     <w:multiLevelType w:val="multilevel"/>
     <w:tmpl w:val="9CCA84E2"/>
@@ -14302,7 +13998,7 @@
       </w:rPr>
     </w:lvl>
   </w:abstractNum>
-  <w:abstractNum w:abstractNumId="11" w15:restartNumberingAfterBreak="0">
+  <w:abstractNum w:abstractNumId="12" w15:restartNumberingAfterBreak="0">
     <w:nsid w:val="1BD73A87"/>
     <w:multiLevelType w:val="multilevel"/>
     <w:tmpl w:val="20DAA2EE"/>
@@ -14451,7 +14147,156 @@
       </w:rPr>
     </w:lvl>
   </w:abstractNum>
-  <w:abstractNum w:abstractNumId="12" w15:restartNumberingAfterBreak="0">
+  <w:abstractNum w:abstractNumId="13" w15:restartNumberingAfterBreak="0">
+    <w:nsid w:val="22D801A1"/>
+    <w:multiLevelType w:val="multilevel"/>
+    <w:tmpl w:val="6578155E"/>
+    <w:lvl w:ilvl="0">
+      <w:start w:val="1"/>
+      <w:numFmt w:val="bullet"/>
+      <w:lvlText w:val=""/>
+      <w:lvlJc w:val="left"/>
+      <w:pPr>
+        <w:tabs>
+          <w:tab w:val="num" w:pos="720"/>
+        </w:tabs>
+        <w:ind w:left="720" w:hanging="360"/>
+      </w:pPr>
+      <w:rPr>
+        <w:rFonts w:ascii="Symbol" w:hAnsi="Symbol" w:hint="default"/>
+        <w:sz w:val="20"/>
+      </w:rPr>
+    </w:lvl>
+    <w:lvl w:ilvl="1" w:tentative="1">
+      <w:start w:val="1"/>
+      <w:numFmt w:val="bullet"/>
+      <w:lvlText w:val="o"/>
+      <w:lvlJc w:val="left"/>
+      <w:pPr>
+        <w:tabs>
+          <w:tab w:val="num" w:pos="1440"/>
+        </w:tabs>
+        <w:ind w:left="1440" w:hanging="360"/>
+      </w:pPr>
+      <w:rPr>
+        <w:rFonts w:ascii="Courier New" w:hAnsi="Courier New" w:hint="default"/>
+        <w:sz w:val="20"/>
+      </w:rPr>
+    </w:lvl>
+    <w:lvl w:ilvl="2" w:tentative="1">
+      <w:start w:val="1"/>
+      <w:numFmt w:val="bullet"/>
+      <w:lvlText w:val=""/>
+      <w:lvlJc w:val="left"/>
+      <w:pPr>
+        <w:tabs>
+          <w:tab w:val="num" w:pos="2160"/>
+        </w:tabs>
+        <w:ind w:left="2160" w:hanging="360"/>
+      </w:pPr>
+      <w:rPr>
+        <w:rFonts w:ascii="Wingdings" w:hAnsi="Wingdings" w:hint="default"/>
+        <w:sz w:val="20"/>
+      </w:rPr>
+    </w:lvl>
+    <w:lvl w:ilvl="3" w:tentative="1">
+      <w:start w:val="1"/>
+      <w:numFmt w:val="bullet"/>
+      <w:lvlText w:val=""/>
+      <w:lvlJc w:val="left"/>
+      <w:pPr>
+        <w:tabs>
+          <w:tab w:val="num" w:pos="2880"/>
+        </w:tabs>
+        <w:ind w:left="2880" w:hanging="360"/>
+      </w:pPr>
+      <w:rPr>
+        <w:rFonts w:ascii="Wingdings" w:hAnsi="Wingdings" w:hint="default"/>
+        <w:sz w:val="20"/>
+      </w:rPr>
+    </w:lvl>
+    <w:lvl w:ilvl="4" w:tentative="1">
+      <w:start w:val="1"/>
+      <w:numFmt w:val="bullet"/>
+      <w:lvlText w:val=""/>
+      <w:lvlJc w:val="left"/>
+      <w:pPr>
+        <w:tabs>
+          <w:tab w:val="num" w:pos="3600"/>
+        </w:tabs>
+        <w:ind w:left="3600" w:hanging="360"/>
+      </w:pPr>
+      <w:rPr>
+        <w:rFonts w:ascii="Wingdings" w:hAnsi="Wingdings" w:hint="default"/>
+        <w:sz w:val="20"/>
+      </w:rPr>
+    </w:lvl>
+    <w:lvl w:ilvl="5" w:tentative="1">
+      <w:start w:val="1"/>
+      <w:numFmt w:val="bullet"/>
+      <w:lvlText w:val=""/>
+      <w:lvlJc w:val="left"/>
+      <w:pPr>
+        <w:tabs>
+          <w:tab w:val="num" w:pos="4320"/>
+        </w:tabs>
+        <w:ind w:left="4320" w:hanging="360"/>
+      </w:pPr>
+      <w:rPr>
+        <w:rFonts w:ascii="Wingdings" w:hAnsi="Wingdings" w:hint="default"/>
+        <w:sz w:val="20"/>
+      </w:rPr>
+    </w:lvl>
+    <w:lvl w:ilvl="6" w:tentative="1">
+      <w:start w:val="1"/>
+      <w:numFmt w:val="bullet"/>
+      <w:lvlText w:val=""/>
+      <w:lvlJc w:val="left"/>
+      <w:pPr>
+        <w:tabs>
+          <w:tab w:val="num" w:pos="5040"/>
+        </w:tabs>
+        <w:ind w:left="5040" w:hanging="360"/>
+      </w:pPr>
+      <w:rPr>
+        <w:rFonts w:ascii="Wingdings" w:hAnsi="Wingdings" w:hint="default"/>
+        <w:sz w:val="20"/>
+      </w:rPr>
+    </w:lvl>
+    <w:lvl w:ilvl="7" w:tentative="1">
+      <w:start w:val="1"/>
+      <w:numFmt w:val="bullet"/>
+      <w:lvlText w:val=""/>
+      <w:lvlJc w:val="left"/>
+      <w:pPr>
+        <w:tabs>
+          <w:tab w:val="num" w:pos="5760"/>
+        </w:tabs>
+        <w:ind w:left="5760" w:hanging="360"/>
+      </w:pPr>
+      <w:rPr>
+        <w:rFonts w:ascii="Wingdings" w:hAnsi="Wingdings" w:hint="default"/>
+        <w:sz w:val="20"/>
+      </w:rPr>
+    </w:lvl>
+    <w:lvl w:ilvl="8" w:tentative="1">
+      <w:start w:val="1"/>
+      <w:numFmt w:val="bullet"/>
+      <w:lvlText w:val=""/>
+      <w:lvlJc w:val="left"/>
+      <w:pPr>
+        <w:tabs>
+          <w:tab w:val="num" w:pos="6480"/>
+        </w:tabs>
+        <w:ind w:left="6480" w:hanging="360"/>
+      </w:pPr>
+      <w:rPr>
+        <w:rFonts w:ascii="Wingdings" w:hAnsi="Wingdings" w:hint="default"/>
+        <w:sz w:val="20"/>
+      </w:rPr>
+    </w:lvl>
+  </w:abstractNum>
+  <w:abstractNum w:abstractNumId="14" w15:restartNumberingAfterBreak="0">
     <w:nsid w:val="230B14E2"/>
     <w:multiLevelType w:val="multilevel"/>
     <w:tmpl w:val="605AE648"/>
@@ -14572,7 +14417,7 @@
       </w:pPr>
     </w:lvl>
   </w:abstractNum>
-  <w:abstractNum w:abstractNumId="13" w15:restartNumberingAfterBreak="0">
+  <w:abstractNum w:abstractNumId="15" w15:restartNumberingAfterBreak="0">
     <w:nsid w:val="23E96747"/>
     <w:multiLevelType w:val="multilevel"/>
     <w:tmpl w:val="AD38DEC0"/>
@@ -14721,7 +14566,7 @@
       </w:rPr>
     </w:lvl>
   </w:abstractNum>
-  <w:abstractNum w:abstractNumId="14" w15:restartNumberingAfterBreak="0">
+  <w:abstractNum w:abstractNumId="16" w15:restartNumberingAfterBreak="0">
     <w:nsid w:val="25D10DED"/>
     <w:multiLevelType w:val="multilevel"/>
     <w:tmpl w:val="73924D64"/>
@@ -14842,7 +14687,7 @@
       </w:pPr>
     </w:lvl>
   </w:abstractNum>
-  <w:abstractNum w:abstractNumId="15" w15:restartNumberingAfterBreak="0">
+  <w:abstractNum w:abstractNumId="17" w15:restartNumberingAfterBreak="0">
     <w:nsid w:val="26194CD8"/>
     <w:multiLevelType w:val="multilevel"/>
     <w:tmpl w:val="59C8AC98"/>
@@ -14991,7 +14836,7 @@
       </w:rPr>
     </w:lvl>
   </w:abstractNum>
-  <w:abstractNum w:abstractNumId="16" w15:restartNumberingAfterBreak="0">
+  <w:abstractNum w:abstractNumId="18" w15:restartNumberingAfterBreak="0">
     <w:nsid w:val="26566329"/>
     <w:multiLevelType w:val="multilevel"/>
     <w:tmpl w:val="AC34E548"/>
@@ -15140,7 +14985,7 @@
       </w:rPr>
     </w:lvl>
   </w:abstractNum>
-  <w:abstractNum w:abstractNumId="17" w15:restartNumberingAfterBreak="0">
+  <w:abstractNum w:abstractNumId="19" w15:restartNumberingAfterBreak="0">
     <w:nsid w:val="289D4626"/>
     <w:multiLevelType w:val="multilevel"/>
     <w:tmpl w:val="BA1AFC18"/>
@@ -15289,7 +15134,7 @@
       </w:rPr>
     </w:lvl>
   </w:abstractNum>
-  <w:abstractNum w:abstractNumId="18" w15:restartNumberingAfterBreak="0">
+  <w:abstractNum w:abstractNumId="20" w15:restartNumberingAfterBreak="0">
     <w:nsid w:val="2A220E13"/>
     <w:multiLevelType w:val="multilevel"/>
     <w:tmpl w:val="681C79B4"/>
@@ -15438,7 +15283,7 @@
       </w:rPr>
     </w:lvl>
   </w:abstractNum>
-  <w:abstractNum w:abstractNumId="19" w15:restartNumberingAfterBreak="0">
+  <w:abstractNum w:abstractNumId="21" w15:restartNumberingAfterBreak="0">
     <w:nsid w:val="2E507872"/>
     <w:multiLevelType w:val="multilevel"/>
     <w:tmpl w:val="EBE2F60A"/>
@@ -15587,7 +15432,7 @@
       </w:rPr>
     </w:lvl>
   </w:abstractNum>
-  <w:abstractNum w:abstractNumId="20" w15:restartNumberingAfterBreak="0">
+  <w:abstractNum w:abstractNumId="22" w15:restartNumberingAfterBreak="0">
     <w:nsid w:val="2FA620E6"/>
     <w:multiLevelType w:val="multilevel"/>
     <w:tmpl w:val="96444198"/>
@@ -15736,7 +15581,7 @@
       </w:rPr>
     </w:lvl>
   </w:abstractNum>
-  <w:abstractNum w:abstractNumId="21" w15:restartNumberingAfterBreak="0">
+  <w:abstractNum w:abstractNumId="23" w15:restartNumberingAfterBreak="0">
     <w:nsid w:val="327619B6"/>
     <w:multiLevelType w:val="hybridMultilevel"/>
     <w:tmpl w:val="67E64618"/>
@@ -15825,7 +15670,7 @@
       </w:pPr>
     </w:lvl>
   </w:abstractNum>
-  <w:abstractNum w:abstractNumId="22" w15:restartNumberingAfterBreak="0">
+  <w:abstractNum w:abstractNumId="24" w15:restartNumberingAfterBreak="0">
     <w:nsid w:val="33E7736D"/>
     <w:multiLevelType w:val="multilevel"/>
     <w:tmpl w:val="D76255DC"/>
@@ -15974,7 +15819,7 @@
       </w:rPr>
     </w:lvl>
   </w:abstractNum>
-  <w:abstractNum w:abstractNumId="23" w15:restartNumberingAfterBreak="0">
+  <w:abstractNum w:abstractNumId="25" w15:restartNumberingAfterBreak="0">
     <w:nsid w:val="34D16AD1"/>
     <w:multiLevelType w:val="multilevel"/>
     <w:tmpl w:val="66C8A276"/>
@@ -16123,7 +15968,7 @@
       </w:rPr>
     </w:lvl>
   </w:abstractNum>
-  <w:abstractNum w:abstractNumId="24" w15:restartNumberingAfterBreak="0">
+  <w:abstractNum w:abstractNumId="26" w15:restartNumberingAfterBreak="0">
     <w:nsid w:val="3749204D"/>
     <w:multiLevelType w:val="multilevel"/>
     <w:tmpl w:val="6AA0E460"/>
@@ -16248,7 +16093,7 @@
       </w:pPr>
     </w:lvl>
   </w:abstractNum>
-  <w:abstractNum w:abstractNumId="25" w15:restartNumberingAfterBreak="0">
+  <w:abstractNum w:abstractNumId="27" w15:restartNumberingAfterBreak="0">
     <w:nsid w:val="3AF630B2"/>
     <w:multiLevelType w:val="multilevel"/>
     <w:tmpl w:val="A476D08E"/>
@@ -16397,7 +16242,7 @@
       </w:rPr>
     </w:lvl>
   </w:abstractNum>
-  <w:abstractNum w:abstractNumId="26" w15:restartNumberingAfterBreak="0">
+  <w:abstractNum w:abstractNumId="28" w15:restartNumberingAfterBreak="0">
     <w:nsid w:val="41CD044D"/>
     <w:multiLevelType w:val="multilevel"/>
     <w:tmpl w:val="35FEE242"/>
@@ -16546,7 +16391,7 @@
       </w:rPr>
     </w:lvl>
   </w:abstractNum>
-  <w:abstractNum w:abstractNumId="27" w15:restartNumberingAfterBreak="0">
+  <w:abstractNum w:abstractNumId="29" w15:restartNumberingAfterBreak="0">
     <w:nsid w:val="429A5645"/>
     <w:multiLevelType w:val="multilevel"/>
     <w:tmpl w:val="A2DEC43A"/>
@@ -16659,7 +16504,156 @@
       </w:pPr>
     </w:lvl>
   </w:abstractNum>
-  <w:abstractNum w:abstractNumId="28" w15:restartNumberingAfterBreak="0">
+  <w:abstractNum w:abstractNumId="30" w15:restartNumberingAfterBreak="0">
+    <w:nsid w:val="46F90C16"/>
+    <w:multiLevelType w:val="multilevel"/>
+    <w:tmpl w:val="BB264894"/>
+    <w:lvl w:ilvl="0">
+      <w:start w:val="1"/>
+      <w:numFmt w:val="bullet"/>
+      <w:lvlText w:val=""/>
+      <w:lvlJc w:val="left"/>
+      <w:pPr>
+        <w:tabs>
+          <w:tab w:val="num" w:pos="720"/>
+        </w:tabs>
+        <w:ind w:left="720" w:hanging="360"/>
+      </w:pPr>
+      <w:rPr>
+        <w:rFonts w:ascii="Symbol" w:hAnsi="Symbol" w:hint="default"/>
+        <w:sz w:val="20"/>
+      </w:rPr>
+    </w:lvl>
+    <w:lvl w:ilvl="1" w:tentative="1">
+      <w:start w:val="1"/>
+      <w:numFmt w:val="bullet"/>
+      <w:lvlText w:val="o"/>
+      <w:lvlJc w:val="left"/>
+      <w:pPr>
+        <w:tabs>
+          <w:tab w:val="num" w:pos="1440"/>
+        </w:tabs>
+        <w:ind w:left="1440" w:hanging="360"/>
+      </w:pPr>
+      <w:rPr>
+        <w:rFonts w:ascii="Courier New" w:hAnsi="Courier New" w:hint="default"/>
+        <w:sz w:val="20"/>
+      </w:rPr>
+    </w:lvl>
+    <w:lvl w:ilvl="2" w:tentative="1">
+      <w:start w:val="1"/>
+      <w:numFmt w:val="bullet"/>
+      <w:lvlText w:val=""/>
+      <w:lvlJc w:val="left"/>
+      <w:pPr>
+        <w:tabs>
+          <w:tab w:val="num" w:pos="2160"/>
+        </w:tabs>
+        <w:ind w:left="2160" w:hanging="360"/>
+      </w:pPr>
+      <w:rPr>
+        <w:rFonts w:ascii="Wingdings" w:hAnsi="Wingdings" w:hint="default"/>
+        <w:sz w:val="20"/>
+      </w:rPr>
+    </w:lvl>
+    <w:lvl w:ilvl="3" w:tentative="1">
+      <w:start w:val="1"/>
+      <w:numFmt w:val="bullet"/>
+      <w:lvlText w:val=""/>
+      <w:lvlJc w:val="left"/>
+      <w:pPr>
+        <w:tabs>
+          <w:tab w:val="num" w:pos="2880"/>
+        </w:tabs>
+        <w:ind w:left="2880" w:hanging="360"/>
+      </w:pPr>
+      <w:rPr>
+        <w:rFonts w:ascii="Wingdings" w:hAnsi="Wingdings" w:hint="default"/>
+        <w:sz w:val="20"/>
+      </w:rPr>
+    </w:lvl>
+    <w:lvl w:ilvl="4" w:tentative="1">
+      <w:start w:val="1"/>
+      <w:numFmt w:val="bullet"/>
+      <w:lvlText w:val=""/>
+      <w:lvlJc w:val="left"/>
+      <w:pPr>
+        <w:tabs>
+          <w:tab w:val="num" w:pos="3600"/>
+        </w:tabs>
+        <w:ind w:left="3600" w:hanging="360"/>
+      </w:pPr>
+      <w:rPr>
+        <w:rFonts w:ascii="Wingdings" w:hAnsi="Wingdings" w:hint="default"/>
+        <w:sz w:val="20"/>
+      </w:rPr>
+    </w:lvl>
+    <w:lvl w:ilvl="5" w:tentative="1">
+      <w:start w:val="1"/>
+      <w:numFmt w:val="bullet"/>
+      <w:lvlText w:val=""/>
+      <w:lvlJc w:val="left"/>
+      <w:pPr>
+        <w:tabs>
+          <w:tab w:val="num" w:pos="4320"/>
+        </w:tabs>
+        <w:ind w:left="4320" w:hanging="360"/>
+      </w:pPr>
+      <w:rPr>
+        <w:rFonts w:ascii="Wingdings" w:hAnsi="Wingdings" w:hint="default"/>
+        <w:sz w:val="20"/>
+      </w:rPr>
+    </w:lvl>
+    <w:lvl w:ilvl="6" w:tentative="1">
+      <w:start w:val="1"/>
+      <w:numFmt w:val="bullet"/>
+      <w:lvlText w:val=""/>
+      <w:lvlJc w:val="left"/>
+      <w:pPr>
+        <w:tabs>
+          <w:tab w:val="num" w:pos="5040"/>
+        </w:tabs>
+        <w:ind w:left="5040" w:hanging="360"/>
+      </w:pPr>
+      <w:rPr>
+        <w:rFonts w:ascii="Wingdings" w:hAnsi="Wingdings" w:hint="default"/>
+        <w:sz w:val="20"/>
+      </w:rPr>
+    </w:lvl>
+    <w:lvl w:ilvl="7" w:tentative="1">
+      <w:start w:val="1"/>
+      <w:numFmt w:val="bullet"/>
+      <w:lvlText w:val=""/>
+      <w:lvlJc w:val="left"/>
+      <w:pPr>
+        <w:tabs>
+          <w:tab w:val="num" w:pos="5760"/>
+        </w:tabs>
+        <w:ind w:left="5760" w:hanging="360"/>
+      </w:pPr>
+      <w:rPr>
+        <w:rFonts w:ascii="Wingdings" w:hAnsi="Wingdings" w:hint="default"/>
+        <w:sz w:val="20"/>
+      </w:rPr>
+    </w:lvl>
+    <w:lvl w:ilvl="8" w:tentative="1">
+      <w:start w:val="1"/>
+      <w:numFmt w:val="bullet"/>
+      <w:lvlText w:val=""/>
+      <w:lvlJc w:val="left"/>
+      <w:pPr>
+        <w:tabs>
+          <w:tab w:val="num" w:pos="6480"/>
+        </w:tabs>
+        <w:ind w:left="6480" w:hanging="360"/>
+      </w:pPr>
+      <w:rPr>
+        <w:rFonts w:ascii="Wingdings" w:hAnsi="Wingdings" w:hint="default"/>
+        <w:sz w:val="20"/>
+      </w:rPr>
+    </w:lvl>
+  </w:abstractNum>
+  <w:abstractNum w:abstractNumId="31" w15:restartNumberingAfterBreak="0">
     <w:nsid w:val="483B51C1"/>
     <w:multiLevelType w:val="multilevel"/>
     <w:tmpl w:val="25F46736"/>
@@ -16808,7 +16802,273 @@
       </w:rPr>
     </w:lvl>
   </w:abstractNum>
-  <w:abstractNum w:abstractNumId="29" w15:restartNumberingAfterBreak="0">
+  <w:abstractNum w:abstractNumId="32" w15:restartNumberingAfterBreak="0">
+    <w:nsid w:val="496325F8"/>
+    <w:multiLevelType w:val="multilevel"/>
+    <w:tmpl w:val="999EC71A"/>
+    <w:lvl w:ilvl="0">
+      <w:start w:val="1"/>
+      <w:numFmt w:val="bullet"/>
+      <w:lvlText w:val=""/>
+      <w:lvlJc w:val="left"/>
+      <w:pPr>
+        <w:tabs>
+          <w:tab w:val="num" w:pos="720"/>
+        </w:tabs>
+        <w:ind w:left="720" w:hanging="360"/>
+      </w:pPr>
+      <w:rPr>
+        <w:rFonts w:ascii="Symbol" w:hAnsi="Symbol" w:hint="default"/>
+        <w:sz w:val="20"/>
+      </w:rPr>
+    </w:lvl>
+    <w:lvl w:ilvl="1" w:tentative="1">
+      <w:start w:val="1"/>
+      <w:numFmt w:val="bullet"/>
+      <w:lvlText w:val="o"/>
+      <w:lvlJc w:val="left"/>
+      <w:pPr>
+        <w:tabs>
+          <w:tab w:val="num" w:pos="1440"/>
+        </w:tabs>
+        <w:ind w:left="1440" w:hanging="360"/>
+      </w:pPr>
+      <w:rPr>
+        <w:rFonts w:ascii="Courier New" w:hAnsi="Courier New" w:hint="default"/>
+        <w:sz w:val="20"/>
+      </w:rPr>
+    </w:lvl>
+    <w:lvl w:ilvl="2" w:tentative="1">
+      <w:start w:val="1"/>
+      <w:numFmt w:val="bullet"/>
+      <w:lvlText w:val=""/>
+      <w:lvlJc w:val="left"/>
+      <w:pPr>
+        <w:tabs>
+          <w:tab w:val="num" w:pos="2160"/>
+        </w:tabs>
+        <w:ind w:left="2160" w:hanging="360"/>
+      </w:pPr>
+      <w:rPr>
+        <w:rFonts w:ascii="Wingdings" w:hAnsi="Wingdings" w:hint="default"/>
+        <w:sz w:val="20"/>
+      </w:rPr>
+    </w:lvl>
+    <w:lvl w:ilvl="3" w:tentative="1">
+      <w:start w:val="1"/>
+      <w:numFmt w:val="bullet"/>
+      <w:lvlText w:val=""/>
+      <w:lvlJc w:val="left"/>
+      <w:pPr>
+        <w:tabs>
+          <w:tab w:val="num" w:pos="2880"/>
+        </w:tabs>
+        <w:ind w:left="2880" w:hanging="360"/>
+      </w:pPr>
+      <w:rPr>
+        <w:rFonts w:ascii="Wingdings" w:hAnsi="Wingdings" w:hint="default"/>
+        <w:sz w:val="20"/>
+      </w:rPr>
+    </w:lvl>
+    <w:lvl w:ilvl="4" w:tentative="1">
+      <w:start w:val="1"/>
+      <w:numFmt w:val="bullet"/>
+      <w:lvlText w:val=""/>
+      <w:lvlJc w:val="left"/>
+      <w:pPr>
+        <w:tabs>
+          <w:tab w:val="num" w:pos="3600"/>
+        </w:tabs>
+        <w:ind w:left="3600" w:hanging="360"/>
+      </w:pPr>
+      <w:rPr>
+        <w:rFonts w:ascii="Wingdings" w:hAnsi="Wingdings" w:hint="default"/>
+        <w:sz w:val="20"/>
+      </w:rPr>
+    </w:lvl>
+    <w:lvl w:ilvl="5" w:tentative="1">
+      <w:start w:val="1"/>
+      <w:numFmt w:val="bullet"/>
+      <w:lvlText w:val=""/>
+      <w:lvlJc w:val="left"/>
+      <w:pPr>
+        <w:tabs>
+          <w:tab w:val="num" w:pos="4320"/>
+        </w:tabs>
+        <w:ind w:left="4320" w:hanging="360"/>
+      </w:pPr>
+      <w:rPr>
+        <w:rFonts w:ascii="Wingdings" w:hAnsi="Wingdings" w:hint="default"/>
+        <w:sz w:val="20"/>
+      </w:rPr>
+    </w:lvl>
+    <w:lvl w:ilvl="6" w:tentative="1">
+      <w:start w:val="1"/>
+      <w:numFmt w:val="bullet"/>
+      <w:lvlText w:val=""/>
+      <w:lvlJc w:val="left"/>
+      <w:pPr>
+        <w:tabs>
+          <w:tab w:val="num" w:pos="5040"/>
+        </w:tabs>
+        <w:ind w:left="5040" w:hanging="360"/>
+      </w:pPr>
+      <w:rPr>
+        <w:rFonts w:ascii="Wingdings" w:hAnsi="Wingdings" w:hint="default"/>
+        <w:sz w:val="20"/>
+      </w:rPr>
+    </w:lvl>
+    <w:lvl w:ilvl="7" w:tentative="1">
+      <w:start w:val="1"/>
+      <w:numFmt w:val="bullet"/>
+      <w:lvlText w:val=""/>
+      <w:lvlJc w:val="left"/>
+      <w:pPr>
+        <w:tabs>
+          <w:tab w:val="num" w:pos="5760"/>
+        </w:tabs>
+        <w:ind w:left="5760" w:hanging="360"/>
+      </w:pPr>
+      <w:rPr>
+        <w:rFonts w:ascii="Wingdings" w:hAnsi="Wingdings" w:hint="default"/>
+        <w:sz w:val="20"/>
+      </w:rPr>
+    </w:lvl>
+    <w:lvl w:ilvl="8" w:tentative="1">
+      <w:start w:val="1"/>
+      <w:numFmt w:val="bullet"/>
+      <w:lvlText w:val=""/>
+      <w:lvlJc w:val="left"/>
+      <w:pPr>
+        <w:tabs>
+          <w:tab w:val="num" w:pos="6480"/>
+        </w:tabs>
+        <w:ind w:left="6480" w:hanging="360"/>
+      </w:pPr>
+      <w:rPr>
+        <w:rFonts w:ascii="Wingdings" w:hAnsi="Wingdings" w:hint="default"/>
+        <w:sz w:val="20"/>
+      </w:rPr>
+    </w:lvl>
+  </w:abstractNum>
+  <w:abstractNum w:abstractNumId="33" w15:restartNumberingAfterBreak="0">
+    <w:nsid w:val="4AD80C6F"/>
+    <w:multiLevelType w:val="multilevel"/>
+    <w:tmpl w:val="6C86F22A"/>
+    <w:lvl w:ilvl="0">
+      <w:start w:val="1"/>
+      <w:numFmt w:val="decimal"/>
+      <w:lvlText w:val="%1."/>
+      <w:lvlJc w:val="left"/>
+      <w:pPr>
+        <w:tabs>
+          <w:tab w:val="num" w:pos="720"/>
+        </w:tabs>
+        <w:ind w:left="720" w:hanging="360"/>
+      </w:pPr>
+    </w:lvl>
+    <w:lvl w:ilvl="1">
+      <w:start w:val="1"/>
+      <w:numFmt w:val="bullet"/>
+      <w:lvlText w:val="o"/>
+      <w:lvlJc w:val="left"/>
+      <w:pPr>
+        <w:tabs>
+          <w:tab w:val="num" w:pos="1440"/>
+        </w:tabs>
+        <w:ind w:left="1440" w:hanging="360"/>
+      </w:pPr>
+      <w:rPr>
+        <w:rFonts w:ascii="Courier New" w:hAnsi="Courier New" w:hint="default"/>
+        <w:sz w:val="20"/>
+      </w:rPr>
+    </w:lvl>
+    <w:lvl w:ilvl="2" w:tentative="1">
+      <w:start w:val="1"/>
+      <w:numFmt w:val="decimal"/>
+      <w:lvlText w:val="%3."/>
+      <w:lvlJc w:val="left"/>
+      <w:pPr>
+        <w:tabs>
+          <w:tab w:val="num" w:pos="2160"/>
+        </w:tabs>
+        <w:ind w:left="2160" w:hanging="360"/>
+      </w:pPr>
+    </w:lvl>
+    <w:lvl w:ilvl="3" w:tentative="1">
+      <w:start w:val="1"/>
+      <w:numFmt w:val="decimal"/>
+      <w:lvlText w:val="%4."/>
+      <w:lvlJc w:val="left"/>
+      <w:pPr>
+        <w:tabs>
+          <w:tab w:val="num" w:pos="2880"/>
+        </w:tabs>
+        <w:ind w:left="2880" w:hanging="360"/>
+      </w:pPr>
+    </w:lvl>
+    <w:lvl w:ilvl="4" w:tentative="1">
+      <w:start w:val="1"/>
+      <w:numFmt w:val="decimal"/>
+      <w:lvlText w:val="%5."/>
+      <w:lvlJc w:val="left"/>
+      <w:pPr>
+        <w:tabs>
+          <w:tab w:val="num" w:pos="3600"/>
+        </w:tabs>
+        <w:ind w:left="3600" w:hanging="360"/>
+      </w:pPr>
+    </w:lvl>
+    <w:lvl w:ilvl="5" w:tentative="1">
+      <w:start w:val="1"/>
+      <w:numFmt w:val="decimal"/>
+      <w:lvlText w:val="%6."/>
+      <w:lvlJc w:val="left"/>
+      <w:pPr>
+        <w:tabs>
+          <w:tab w:val="num" w:pos="4320"/>
+        </w:tabs>
+        <w:ind w:left="4320" w:hanging="360"/>
+      </w:pPr>
+    </w:lvl>
+    <w:lvl w:ilvl="6" w:tentative="1">
+      <w:start w:val="1"/>
+      <w:numFmt w:val="decimal"/>
+      <w:lvlText w:val="%7."/>
+      <w:lvlJc w:val="left"/>
+      <w:pPr>
+        <w:tabs>
+          <w:tab w:val="num" w:pos="5040"/>
+        </w:tabs>
+        <w:ind w:left="5040" w:hanging="360"/>
+      </w:pPr>
+    </w:lvl>
+    <w:lvl w:ilvl="7" w:tentative="1">
+      <w:start w:val="1"/>
+      <w:numFmt w:val="decimal"/>
+      <w:lvlText w:val="%8."/>
+      <w:lvlJc w:val="left"/>
+      <w:pPr>
+        <w:tabs>
+          <w:tab w:val="num" w:pos="5760"/>
+        </w:tabs>
+        <w:ind w:left="5760" w:hanging="360"/>
+      </w:pPr>
+    </w:lvl>
+    <w:lvl w:ilvl="8" w:tentative="1">
+      <w:start w:val="1"/>
+      <w:numFmt w:val="decimal"/>
+      <w:lvlText w:val="%9."/>
+      <w:lvlJc w:val="left"/>
+      <w:pPr>
+        <w:tabs>
+          <w:tab w:val="num" w:pos="6480"/>
+        </w:tabs>
+        <w:ind w:left="6480" w:hanging="360"/>
+      </w:pPr>
+    </w:lvl>
+  </w:abstractNum>
+  <w:abstractNum w:abstractNumId="34" w15:restartNumberingAfterBreak="0">
     <w:nsid w:val="4E6549EA"/>
     <w:multiLevelType w:val="multilevel"/>
     <w:tmpl w:val="5EF0A710"/>
@@ -16933,7 +17193,7 @@
       </w:pPr>
     </w:lvl>
   </w:abstractNum>
-  <w:abstractNum w:abstractNumId="30" w15:restartNumberingAfterBreak="0">
+  <w:abstractNum w:abstractNumId="35" w15:restartNumberingAfterBreak="0">
     <w:nsid w:val="50D00380"/>
     <w:multiLevelType w:val="multilevel"/>
     <w:tmpl w:val="DAC200B6"/>
@@ -17082,7 +17342,7 @@
       </w:rPr>
     </w:lvl>
   </w:abstractNum>
-  <w:abstractNum w:abstractNumId="31" w15:restartNumberingAfterBreak="0">
+  <w:abstractNum w:abstractNumId="36" w15:restartNumberingAfterBreak="0">
     <w:nsid w:val="535E77C9"/>
     <w:multiLevelType w:val="multilevel"/>
     <w:tmpl w:val="4FC815CA"/>
@@ -17231,7 +17491,7 @@
       </w:rPr>
     </w:lvl>
   </w:abstractNum>
-  <w:abstractNum w:abstractNumId="32" w15:restartNumberingAfterBreak="0">
+  <w:abstractNum w:abstractNumId="37" w15:restartNumberingAfterBreak="0">
     <w:nsid w:val="537A2490"/>
     <w:multiLevelType w:val="multilevel"/>
     <w:tmpl w:val="E4702F52"/>
@@ -17380,7 +17640,7 @@
       </w:rPr>
     </w:lvl>
   </w:abstractNum>
-  <w:abstractNum w:abstractNumId="33" w15:restartNumberingAfterBreak="0">
+  <w:abstractNum w:abstractNumId="38" w15:restartNumberingAfterBreak="0">
     <w:nsid w:val="53AC2CEC"/>
     <w:multiLevelType w:val="multilevel"/>
     <w:tmpl w:val="7602C5C8"/>
@@ -17505,7 +17765,7 @@
       </w:pPr>
     </w:lvl>
   </w:abstractNum>
-  <w:abstractNum w:abstractNumId="34" w15:restartNumberingAfterBreak="0">
+  <w:abstractNum w:abstractNumId="39" w15:restartNumberingAfterBreak="0">
     <w:nsid w:val="59DA46E6"/>
     <w:multiLevelType w:val="multilevel"/>
     <w:tmpl w:val="38603DA2"/>
@@ -17654,7 +17914,7 @@
       </w:rPr>
     </w:lvl>
   </w:abstractNum>
-  <w:abstractNum w:abstractNumId="35" w15:restartNumberingAfterBreak="0">
+  <w:abstractNum w:abstractNumId="40" w15:restartNumberingAfterBreak="0">
     <w:nsid w:val="5C59110D"/>
     <w:multiLevelType w:val="multilevel"/>
     <w:tmpl w:val="A5C622A6"/>
@@ -17799,7 +18059,7 @@
       </w:rPr>
     </w:lvl>
   </w:abstractNum>
-  <w:abstractNum w:abstractNumId="36" w15:restartNumberingAfterBreak="0">
+  <w:abstractNum w:abstractNumId="41" w15:restartNumberingAfterBreak="0">
     <w:nsid w:val="5C591B61"/>
     <w:multiLevelType w:val="multilevel"/>
     <w:tmpl w:val="3B3A8148"/>
@@ -17948,7 +18208,7 @@
       </w:rPr>
     </w:lvl>
   </w:abstractNum>
-  <w:abstractNum w:abstractNumId="37" w15:restartNumberingAfterBreak="0">
+  <w:abstractNum w:abstractNumId="42" w15:restartNumberingAfterBreak="0">
     <w:nsid w:val="5CFF6252"/>
     <w:multiLevelType w:val="multilevel"/>
     <w:tmpl w:val="4FA846D2"/>
@@ -18097,7 +18357,7 @@
       </w:rPr>
     </w:lvl>
   </w:abstractNum>
-  <w:abstractNum w:abstractNumId="38" w15:restartNumberingAfterBreak="0">
+  <w:abstractNum w:abstractNumId="43" w15:restartNumberingAfterBreak="0">
     <w:nsid w:val="60125A37"/>
     <w:multiLevelType w:val="multilevel"/>
     <w:tmpl w:val="87F680AC"/>
@@ -18246,7 +18506,7 @@
       </w:rPr>
     </w:lvl>
   </w:abstractNum>
-  <w:abstractNum w:abstractNumId="39" w15:restartNumberingAfterBreak="0">
+  <w:abstractNum w:abstractNumId="44" w15:restartNumberingAfterBreak="0">
     <w:nsid w:val="625D5E69"/>
     <w:multiLevelType w:val="multilevel"/>
     <w:tmpl w:val="5BE00480"/>
@@ -18395,7 +18655,7 @@
       </w:rPr>
     </w:lvl>
   </w:abstractNum>
-  <w:abstractNum w:abstractNumId="40" w15:restartNumberingAfterBreak="0">
+  <w:abstractNum w:abstractNumId="45" w15:restartNumberingAfterBreak="0">
     <w:nsid w:val="64FB40BB"/>
     <w:multiLevelType w:val="multilevel"/>
     <w:tmpl w:val="EAB6CE66"/>
@@ -18544,7 +18804,7 @@
       </w:rPr>
     </w:lvl>
   </w:abstractNum>
-  <w:abstractNum w:abstractNumId="41" w15:restartNumberingAfterBreak="0">
+  <w:abstractNum w:abstractNumId="46" w15:restartNumberingAfterBreak="0">
     <w:nsid w:val="66F62C51"/>
     <w:multiLevelType w:val="multilevel"/>
     <w:tmpl w:val="D5E43136"/>
@@ -18693,7 +18953,7 @@
       </w:rPr>
     </w:lvl>
   </w:abstractNum>
-  <w:abstractNum w:abstractNumId="42" w15:restartNumberingAfterBreak="0">
+  <w:abstractNum w:abstractNumId="47" w15:restartNumberingAfterBreak="0">
     <w:nsid w:val="689857C1"/>
     <w:multiLevelType w:val="multilevel"/>
     <w:tmpl w:val="EBD4AF2E"/>
@@ -18814,7 +19074,7 @@
       </w:rPr>
     </w:lvl>
   </w:abstractNum>
-  <w:abstractNum w:abstractNumId="43" w15:restartNumberingAfterBreak="0">
+  <w:abstractNum w:abstractNumId="48" w15:restartNumberingAfterBreak="0">
     <w:nsid w:val="69733213"/>
     <w:multiLevelType w:val="multilevel"/>
     <w:tmpl w:val="6C5A452E"/>
@@ -18963,7 +19223,7 @@
       </w:rPr>
     </w:lvl>
   </w:abstractNum>
-  <w:abstractNum w:abstractNumId="44" w15:restartNumberingAfterBreak="0">
+  <w:abstractNum w:abstractNumId="49" w15:restartNumberingAfterBreak="0">
     <w:nsid w:val="70F0768E"/>
     <w:multiLevelType w:val="multilevel"/>
     <w:tmpl w:val="0A54A070"/>
@@ -19112,7 +19372,7 @@
       </w:rPr>
     </w:lvl>
   </w:abstractNum>
-  <w:abstractNum w:abstractNumId="45" w15:restartNumberingAfterBreak="0">
+  <w:abstractNum w:abstractNumId="50" w15:restartNumberingAfterBreak="0">
     <w:nsid w:val="73096B18"/>
     <w:multiLevelType w:val="multilevel"/>
     <w:tmpl w:val="68A4EC44"/>
@@ -19261,7 +19521,7 @@
       </w:rPr>
     </w:lvl>
   </w:abstractNum>
-  <w:abstractNum w:abstractNumId="46" w15:restartNumberingAfterBreak="0">
+  <w:abstractNum w:abstractNumId="51" w15:restartNumberingAfterBreak="0">
     <w:nsid w:val="733D49D7"/>
     <w:multiLevelType w:val="multilevel"/>
     <w:tmpl w:val="FA7AA00A"/>
@@ -19374,7 +19634,7 @@
       </w:pPr>
     </w:lvl>
   </w:abstractNum>
-  <w:abstractNum w:abstractNumId="47" w15:restartNumberingAfterBreak="0">
+  <w:abstractNum w:abstractNumId="52" w15:restartNumberingAfterBreak="0">
     <w:nsid w:val="7BDE3D51"/>
     <w:multiLevelType w:val="multilevel"/>
     <w:tmpl w:val="10364D0E"/>
@@ -19519,7 +19779,7 @@
       </w:rPr>
     </w:lvl>
   </w:abstractNum>
-  <w:abstractNum w:abstractNumId="48" w15:restartNumberingAfterBreak="0">
+  <w:abstractNum w:abstractNumId="53" w15:restartNumberingAfterBreak="0">
     <w:nsid w:val="7BE73342"/>
     <w:multiLevelType w:val="multilevel"/>
     <w:tmpl w:val="4F584A32"/>
@@ -19668,7 +19928,7 @@
       </w:rPr>
     </w:lvl>
   </w:abstractNum>
-  <w:abstractNum w:abstractNumId="49" w15:restartNumberingAfterBreak="0">
+  <w:abstractNum w:abstractNumId="54" w15:restartNumberingAfterBreak="0">
     <w:nsid w:val="7CE07D86"/>
     <w:multiLevelType w:val="multilevel"/>
     <w:tmpl w:val="ACAEFBC8"/>
@@ -19817,7 +20077,7 @@
       </w:rPr>
     </w:lvl>
   </w:abstractNum>
-  <w:abstractNum w:abstractNumId="50" w15:restartNumberingAfterBreak="0">
+  <w:abstractNum w:abstractNumId="55" w15:restartNumberingAfterBreak="0">
     <w:nsid w:val="7CFF1201"/>
     <w:multiLevelType w:val="multilevel"/>
     <w:tmpl w:val="DF3A354A"/>
@@ -19966,7 +20226,7 @@
       </w:rPr>
     </w:lvl>
   </w:abstractNum>
-  <w:abstractNum w:abstractNumId="51" w15:restartNumberingAfterBreak="0">
+  <w:abstractNum w:abstractNumId="56" w15:restartNumberingAfterBreak="0">
     <w:nsid w:val="7E804427"/>
     <w:multiLevelType w:val="multilevel"/>
     <w:tmpl w:val="79F64C10"/>
@@ -20116,37 +20376,37 @@
     </w:lvl>
   </w:abstractNum>
   <w:num w:numId="1" w16cid:durableId="1697273364">
-    <w:abstractNumId w:val="20"/>
+    <w:abstractNumId w:val="22"/>
   </w:num>
   <w:num w:numId="2" w16cid:durableId="1482162839">
     <w:abstractNumId w:val="6"/>
   </w:num>
   <w:num w:numId="3" w16cid:durableId="962225179">
-    <w:abstractNumId w:val="21"/>
+    <w:abstractNumId w:val="23"/>
   </w:num>
   <w:num w:numId="4" w16cid:durableId="1437865123">
-    <w:abstractNumId w:val="42"/>
+    <w:abstractNumId w:val="47"/>
   </w:num>
   <w:num w:numId="5" w16cid:durableId="1600260619">
-    <w:abstractNumId w:val="14"/>
+    <w:abstractNumId w:val="16"/>
   </w:num>
   <w:num w:numId="6" w16cid:durableId="509567939">
     <w:abstractNumId w:val="7"/>
   </w:num>
   <w:num w:numId="7" w16cid:durableId="1913470669">
-    <w:abstractNumId w:val="9"/>
+    <w:abstractNumId w:val="10"/>
   </w:num>
   <w:num w:numId="8" w16cid:durableId="1901747009">
-    <w:abstractNumId w:val="33"/>
+    <w:abstractNumId w:val="38"/>
   </w:num>
   <w:num w:numId="9" w16cid:durableId="610281798">
-    <w:abstractNumId w:val="24"/>
+    <w:abstractNumId w:val="26"/>
   </w:num>
   <w:num w:numId="10" w16cid:durableId="1513493749">
-    <w:abstractNumId w:val="29"/>
+    <w:abstractNumId w:val="34"/>
   </w:num>
   <w:num w:numId="11" w16cid:durableId="1364012727">
-    <w:abstractNumId w:val="26"/>
+    <w:abstractNumId w:val="28"/>
   </w:num>
   <w:num w:numId="12" w16cid:durableId="1651983572">
     <w:abstractNumId w:val="2"/>
@@ -20155,91 +20415,91 @@
     <w:abstractNumId w:val="0"/>
   </w:num>
   <w:num w:numId="14" w16cid:durableId="616333251">
-    <w:abstractNumId w:val="22"/>
+    <w:abstractNumId w:val="24"/>
   </w:num>
   <w:num w:numId="15" w16cid:durableId="1046249076">
     <w:abstractNumId w:val="1"/>
   </w:num>
   <w:num w:numId="16" w16cid:durableId="1745105488">
+    <w:abstractNumId w:val="54"/>
+  </w:num>
+  <w:num w:numId="17" w16cid:durableId="1668629189">
+    <w:abstractNumId w:val="40"/>
+  </w:num>
+  <w:num w:numId="18" w16cid:durableId="1452557200">
+    <w:abstractNumId w:val="37"/>
+  </w:num>
+  <w:num w:numId="19" w16cid:durableId="1042703765">
+    <w:abstractNumId w:val="18"/>
+  </w:num>
+  <w:num w:numId="20" w16cid:durableId="575238480">
+    <w:abstractNumId w:val="42"/>
+  </w:num>
+  <w:num w:numId="21" w16cid:durableId="57755086">
+    <w:abstractNumId w:val="31"/>
+  </w:num>
+  <w:num w:numId="22" w16cid:durableId="733436206">
+    <w:abstractNumId w:val="27"/>
+  </w:num>
+  <w:num w:numId="23" w16cid:durableId="1258249755">
+    <w:abstractNumId w:val="50"/>
+  </w:num>
+  <w:num w:numId="24" w16cid:durableId="1753771037">
+    <w:abstractNumId w:val="55"/>
+  </w:num>
+  <w:num w:numId="25" w16cid:durableId="636839482">
+    <w:abstractNumId w:val="36"/>
+  </w:num>
+  <w:num w:numId="26" w16cid:durableId="832992813">
+    <w:abstractNumId w:val="9"/>
+  </w:num>
+  <w:num w:numId="27" w16cid:durableId="837383858">
+    <w:abstractNumId w:val="56"/>
+  </w:num>
+  <w:num w:numId="28" w16cid:durableId="1595046713">
+    <w:abstractNumId w:val="45"/>
+  </w:num>
+  <w:num w:numId="29" w16cid:durableId="804469453">
+    <w:abstractNumId w:val="52"/>
+  </w:num>
+  <w:num w:numId="30" w16cid:durableId="192697709">
+    <w:abstractNumId w:val="12"/>
+  </w:num>
+  <w:num w:numId="31" w16cid:durableId="809513994">
     <w:abstractNumId w:val="49"/>
   </w:num>
-  <w:num w:numId="17" w16cid:durableId="1668629189">
-    <w:abstractNumId w:val="35"/>
+  <w:num w:numId="32" w16cid:durableId="1796555622">
+    <w:abstractNumId w:val="19"/>
   </w:num>
-  <w:num w:numId="18" w16cid:durableId="1452557200">
-    <w:abstractNumId w:val="32"/>
+  <w:num w:numId="33" w16cid:durableId="180819512">
+    <w:abstractNumId w:val="41"/>
   </w:num>
-  <w:num w:numId="19" w16cid:durableId="1042703765">
-    <w:abstractNumId w:val="16"/>
-  </w:num>
-  <w:num w:numId="20" w16cid:durableId="575238480">
-    <w:abstractNumId w:val="37"/>
-  </w:num>
-  <w:num w:numId="21" w16cid:durableId="57755086">
-    <w:abstractNumId w:val="28"/>
-  </w:num>
-  <w:num w:numId="22" w16cid:durableId="733436206">
-    <w:abstractNumId w:val="25"/>
-  </w:num>
-  <w:num w:numId="23" w16cid:durableId="1258249755">
-    <w:abstractNumId w:val="45"/>
-  </w:num>
-  <w:num w:numId="24" w16cid:durableId="1753771037">
-    <w:abstractNumId w:val="50"/>
-  </w:num>
-  <w:num w:numId="25" w16cid:durableId="636839482">
-    <w:abstractNumId w:val="31"/>
-  </w:num>
-  <w:num w:numId="26" w16cid:durableId="832992813">
-    <w:abstractNumId w:val="8"/>
-  </w:num>
-  <w:num w:numId="27" w16cid:durableId="837383858">
-    <w:abstractNumId w:val="51"/>
-  </w:num>
-  <w:num w:numId="28" w16cid:durableId="1595046713">
-    <w:abstractNumId w:val="40"/>
-  </w:num>
-  <w:num w:numId="29" w16cid:durableId="804469453">
-    <w:abstractNumId w:val="47"/>
-  </w:num>
-  <w:num w:numId="30" w16cid:durableId="192697709">
+  <w:num w:numId="34" w16cid:durableId="945966410">
     <w:abstractNumId w:val="11"/>
   </w:num>
-  <w:num w:numId="31" w16cid:durableId="809513994">
-    <w:abstractNumId w:val="44"/>
-  </w:num>
-  <w:num w:numId="32" w16cid:durableId="1796555622">
-    <w:abstractNumId w:val="17"/>
-  </w:num>
-  <w:num w:numId="33" w16cid:durableId="180819512">
-    <w:abstractNumId w:val="36"/>
-  </w:num>
-  <w:num w:numId="34" w16cid:durableId="945966410">
-    <w:abstractNumId w:val="10"/>
-  </w:num>
   <w:num w:numId="35" w16cid:durableId="1640182207">
-    <w:abstractNumId w:val="34"/>
+    <w:abstractNumId w:val="39"/>
   </w:num>
   <w:num w:numId="36" w16cid:durableId="42099193">
-    <w:abstractNumId w:val="13"/>
+    <w:abstractNumId w:val="15"/>
   </w:num>
   <w:num w:numId="37" w16cid:durableId="2047292505">
-    <w:abstractNumId w:val="39"/>
+    <w:abstractNumId w:val="44"/>
   </w:num>
   <w:num w:numId="38" w16cid:durableId="1568610915">
     <w:abstractNumId w:val="3"/>
   </w:num>
   <w:num w:numId="39" w16cid:durableId="906840172">
-    <w:abstractNumId w:val="18"/>
+    <w:abstractNumId w:val="20"/>
   </w:num>
   <w:num w:numId="40" w16cid:durableId="1702515368">
-    <w:abstractNumId w:val="15"/>
+    <w:abstractNumId w:val="17"/>
   </w:num>
   <w:num w:numId="41" w16cid:durableId="1477599405">
-    <w:abstractNumId w:val="30"/>
+    <w:abstractNumId w:val="35"/>
   </w:num>
   <w:num w:numId="42" w16cid:durableId="1827551589">
-    <w:abstractNumId w:val="30"/>
+    <w:abstractNumId w:val="35"/>
     <w:lvlOverride w:ilvl="1">
       <w:lvl w:ilvl="1">
         <w:numFmt w:val="decimal"/>
@@ -20249,13 +20509,13 @@
     </w:lvlOverride>
   </w:num>
   <w:num w:numId="43" w16cid:durableId="1910529366">
-    <w:abstractNumId w:val="48"/>
+    <w:abstractNumId w:val="53"/>
   </w:num>
   <w:num w:numId="44" w16cid:durableId="680815392">
-    <w:abstractNumId w:val="41"/>
+    <w:abstractNumId w:val="46"/>
   </w:num>
   <w:num w:numId="45" w16cid:durableId="235435854">
-    <w:abstractNumId w:val="41"/>
+    <w:abstractNumId w:val="46"/>
     <w:lvlOverride w:ilvl="1">
       <w:lvl w:ilvl="1">
         <w:numFmt w:val="decimal"/>
@@ -20265,28 +20525,28 @@
     </w:lvlOverride>
   </w:num>
   <w:num w:numId="46" w16cid:durableId="94861574">
-    <w:abstractNumId w:val="46"/>
+    <w:abstractNumId w:val="51"/>
   </w:num>
   <w:num w:numId="47" w16cid:durableId="769131710">
-    <w:abstractNumId w:val="27"/>
+    <w:abstractNumId w:val="29"/>
   </w:num>
   <w:num w:numId="48" w16cid:durableId="149292614">
     <w:abstractNumId w:val="5"/>
   </w:num>
   <w:num w:numId="49" w16cid:durableId="1523205389">
-    <w:abstractNumId w:val="38"/>
+    <w:abstractNumId w:val="43"/>
   </w:num>
   <w:num w:numId="50" w16cid:durableId="173960485">
-    <w:abstractNumId w:val="23"/>
+    <w:abstractNumId w:val="25"/>
   </w:num>
   <w:num w:numId="51" w16cid:durableId="945191940">
-    <w:abstractNumId w:val="43"/>
+    <w:abstractNumId w:val="48"/>
   </w:num>
   <w:num w:numId="52" w16cid:durableId="1701322791">
     <w:abstractNumId w:val="4"/>
   </w:num>
   <w:num w:numId="53" w16cid:durableId="888222377">
-    <w:abstractNumId w:val="12"/>
+    <w:abstractNumId w:val="14"/>
     <w:lvlOverride w:ilvl="0">
       <w:startOverride w:val="1"/>
     </w:lvlOverride>
@@ -20314,16 +20574,22 @@
     </w:lvlOverride>
   </w:num>
   <w:num w:numId="54" w16cid:durableId="506022432">
-    <w:abstractNumId w:val="19"/>
-    <w:lvlOverride w:ilvl="0"/>
-    <w:lvlOverride w:ilvl="1"/>
-    <w:lvlOverride w:ilvl="2"/>
-    <w:lvlOverride w:ilvl="3"/>
-    <w:lvlOverride w:ilvl="4"/>
-    <w:lvlOverride w:ilvl="5"/>
-    <w:lvlOverride w:ilvl="6"/>
-    <w:lvlOverride w:ilvl="7"/>
-    <w:lvlOverride w:ilvl="8"/>
+    <w:abstractNumId w:val="21"/>
+  </w:num>
+  <w:num w:numId="55" w16cid:durableId="452987467">
+    <w:abstractNumId w:val="13"/>
+  </w:num>
+  <w:num w:numId="56" w16cid:durableId="1754155771">
+    <w:abstractNumId w:val="8"/>
+  </w:num>
+  <w:num w:numId="57" w16cid:durableId="1500387431">
+    <w:abstractNumId w:val="32"/>
+  </w:num>
+  <w:num w:numId="58" w16cid:durableId="1599950424">
+    <w:abstractNumId w:val="33"/>
+  </w:num>
+  <w:num w:numId="59" w16cid:durableId="1797798407">
+    <w:abstractNumId w:val="30"/>
   </w:num>
 </w:numbering>
 </file>
